--- a/7.core java/2.Files.docx
+++ b/7.core java/2.Files.docx
@@ -494,6 +494,25 @@
           <w:sz w:val="28"/>
           <w:lang w:val="en-US"/>
         </w:rPr>
+        <w:t xml:space="preserve">Note:- any file </w:t>
+      </w:r>
+    </w:p>
+    <w:p>
+      <w:pPr>
+        <w:rPr>
+          <w:rFonts w:ascii="Comic Sans MS" w:hAnsi="Comic Sans MS"/>
+          <w:color w:val="2E74B5" w:themeColor="accent1" w:themeShade="BF"/>
+          <w:sz w:val="28"/>
+          <w:lang w:val="en-US"/>
+        </w:rPr>
+      </w:pPr>
+      <w:r>
+        <w:rPr>
+          <w:rFonts w:ascii="Comic Sans MS" w:hAnsi="Comic Sans MS"/>
+          <w:color w:val="2E74B5" w:themeColor="accent1" w:themeShade="BF"/>
+          <w:sz w:val="28"/>
+          <w:lang w:val="en-US"/>
+        </w:rPr>
         <w:t>FileOutputStream ans objectOutputStream</w:t>
       </w:r>
     </w:p>
@@ -646,6 +665,7 @@
                 <w:sz w:val="28"/>
                 <w:lang w:val="en-US"/>
               </w:rPr>
+              <w:lastRenderedPageBreak/>
               <w:t xml:space="preserve">             ObjectOutputStream objectOut = new ObjectOutputStream(fileOut)) {</w:t>
             </w:r>
           </w:p>
@@ -675,7 +695,6 @@
                 <w:sz w:val="28"/>
                 <w:lang w:val="en-US"/>
               </w:rPr>
-              <w:lastRenderedPageBreak/>
               <w:t xml:space="preserve">            // Write the Person object to the file</w:t>
             </w:r>
           </w:p>
@@ -967,6 +986,7 @@
                   </w14:gradFill>
                 </w14:textFill>
               </w:rPr>
+              <w:lastRenderedPageBreak/>
               <w:t xml:space="preserve">is nothing but process of writing object data to a file </w:t>
             </w:r>
           </w:p>
@@ -1017,7 +1037,6 @@
                   </w14:gradFill>
                 </w14:textFill>
               </w:rPr>
-              <w:lastRenderedPageBreak/>
               <w:t>reading:- deserialization – is nothing but process of reading the data from file and injecting that data to object</w:t>
             </w:r>
           </w:p>
@@ -2698,6 +2717,8 @@
                 </w14:textFill>
               </w:rPr>
             </w:pPr>
+            <w:bookmarkStart w:id="0" w:name="_GoBack"/>
+            <w:bookmarkEnd w:id="0"/>
           </w:p>
         </w:tc>
       </w:tr>
@@ -3178,6 +3199,7 @@
           </w:p>
           <w:p>
             <w:r>
+              <w:lastRenderedPageBreak/>
               <w:t xml:space="preserve">Internally, </w:t>
             </w:r>
             <w:r>
@@ -3241,7 +3263,6 @@
                 <w:szCs w:val="24"/>
                 <w:lang w:eastAsia="en-IN" w:bidi="te-IN"/>
               </w:rPr>
-              <w:lastRenderedPageBreak/>
               <w:t xml:space="preserve">File </w:t>
             </w:r>
             <w:r>
@@ -3607,6 +3628,7 @@
               </w:rPr>
             </w:pPr>
             <w:r>
+              <w:lastRenderedPageBreak/>
               <w:t xml:space="preserve">Also delegates internally to </w:t>
             </w:r>
             <w:r>
@@ -6061,6 +6083,7 @@
           <w:szCs w:val="20"/>
           <w:lang w:eastAsia="en-IN" w:bidi="te-IN"/>
         </w:rPr>
+        <w:lastRenderedPageBreak/>
         <w:t>21</w:t>
       </w:r>
       <w:r>
@@ -6173,7 +6196,6 @@
           <w:szCs w:val="20"/>
           <w:lang w:eastAsia="en-IN" w:bidi="te-IN"/>
         </w:rPr>
-        <w:lastRenderedPageBreak/>
         <w:t>23</w:t>
       </w:r>
       <w:r>
@@ -8539,6 +8561,7 @@
         <w:pStyle w:val="h4-blue"/>
       </w:pPr>
       <w:r>
+        <w:lastRenderedPageBreak/>
         <w:t>Creating new file</w:t>
       </w:r>
     </w:p>
@@ -8581,7 +8604,6 @@
         <w:rPr>
           <w:lang w:val="en-IN"/>
         </w:rPr>
-        <w:lastRenderedPageBreak/>
         <w:t xml:space="preserve">String fileName = "sample.txt"; File file = </w:t>
       </w:r>
       <w:r>
@@ -8629,15 +8651,7 @@
         <w:rPr>
           <w:lang w:val="en-IN"/>
         </w:rPr>
-        <w:t xml:space="preserve"> created = file.createNewFil</w:t>
-      </w:r>
-      <w:bookmarkStart w:id="0" w:name="_GoBack"/>
-      <w:bookmarkEnd w:id="0"/>
-      <w:r>
-        <w:rPr>
-          <w:lang w:val="en-IN"/>
-        </w:rPr>
-        <w:t>e();</w:t>
+        <w:t xml:space="preserve"> created = file.createNewFile();</w:t>
       </w:r>
     </w:p>
     <w:sectPr>
@@ -9236,6 +9250,7 @@
   <w:style w:type="character" w:default="1" w:styleId="DefaultParagraphFont">
     <w:name w:val="Default Paragraph Font"/>
     <w:uiPriority w:val="1"/>
+    <w:semiHidden/>
     <w:unhideWhenUsed/>
   </w:style>
   <w:style w:type="table" w:default="1" w:styleId="TableNormal">

--- a/7.core java/2.Files.docx
+++ b/7.core java/2.Files.docx
@@ -1768,6 +1768,97 @@
           <w:p>
             <w:pPr>
               <w:rPr>
+                <w:noProof/>
+                <w:lang w:eastAsia="en-IN" w:bidi="te-IN"/>
+              </w:rPr>
+            </w:pPr>
+            <w:r>
+              <w:rPr>
+                <w:noProof/>
+                <w:lang w:eastAsia="en-IN" w:bidi="te-IN"/>
+              </w:rPr>
+              <w:t>Best way to read file from class path</w:t>
+            </w:r>
+            <w:r>
+              <w:rPr>
+                <w:noProof/>
+                <w:lang w:eastAsia="en-IN" w:bidi="te-IN"/>
+              </w:rPr>
+              <w:t xml:space="preserve"> is using class loader</w:t>
+            </w:r>
+          </w:p>
+          <w:p>
+            <w:pPr>
+              <w:rPr>
+                <w:noProof/>
+                <w:lang w:eastAsia="en-IN" w:bidi="te-IN"/>
+              </w:rPr>
+            </w:pPr>
+            <w:r>
+              <w:rPr>
+                <w:noProof/>
+                <w:lang w:eastAsia="en-IN" w:bidi="te-IN"/>
+              </w:rPr>
+              <w:drawing>
+                <wp:inline distT="0" distB="0" distL="0" distR="0" wp14:anchorId="6985DB6B" wp14:editId="32585EF0">
+                  <wp:extent cx="1876425" cy="1971675"/>
+                  <wp:effectExtent l="0" t="0" r="9525" b="9525"/>
+                  <wp:docPr id="2" name="Picture 2"/>
+                  <wp:cNvGraphicFramePr>
+                    <a:graphicFrameLocks xmlns:a="http://schemas.openxmlformats.org/drawingml/2006/main" noChangeAspect="1"/>
+                  </wp:cNvGraphicFramePr>
+                  <a:graphic xmlns:a="http://schemas.openxmlformats.org/drawingml/2006/main">
+                    <a:graphicData uri="http://schemas.openxmlformats.org/drawingml/2006/picture">
+                      <pic:pic xmlns:pic="http://schemas.openxmlformats.org/drawingml/2006/picture">
+                        <pic:nvPicPr>
+                          <pic:cNvPr id="1" name=""/>
+                          <pic:cNvPicPr/>
+                        </pic:nvPicPr>
+                        <pic:blipFill>
+                          <a:blip r:embed="rId5"/>
+                          <a:stretch>
+                            <a:fillRect/>
+                          </a:stretch>
+                        </pic:blipFill>
+                        <pic:spPr>
+                          <a:xfrm>
+                            <a:off x="0" y="0"/>
+                            <a:ext cx="1876425" cy="1971675"/>
+                          </a:xfrm>
+                          <a:prstGeom prst="rect">
+                            <a:avLst/>
+                          </a:prstGeom>
+                        </pic:spPr>
+                      </pic:pic>
+                    </a:graphicData>
+                  </a:graphic>
+                </wp:inline>
+              </w:drawing>
+            </w:r>
+          </w:p>
+          <w:p>
+            <w:pPr>
+              <w:rPr>
+                <w:noProof/>
+                <w:lang w:eastAsia="en-IN" w:bidi="te-IN"/>
+              </w:rPr>
+            </w:pPr>
+            <w:r>
+              <w:rPr>
+                <w:noProof/>
+                <w:lang w:eastAsia="en-IN" w:bidi="te-IN"/>
+              </w:rPr>
+              <w:t>this loader can load the file from any where</w:t>
+            </w:r>
+          </w:p>
+        </w:tc>
+        <w:tc>
+          <w:tcPr>
+            <w:tcW w:w="20155" w:type="dxa"/>
+          </w:tcPr>
+          <w:p>
+            <w:pPr>
+              <w:rPr>
                 <w:rFonts w:ascii="Comic Sans MS" w:hAnsi="Comic Sans MS"/>
                 <w:color w:val="5B9BD5" w:themeColor="accent1"/>
                 <w:sz w:val="28"/>
@@ -1807,9 +1898,2145 @@
             </w:pPr>
             <w:r>
               <w:rPr>
+                <w:rFonts w:ascii="Comic Sans MS" w:hAnsi="Comic Sans MS"/>
+                <w:color w:val="5B9BD5" w:themeColor="accent1"/>
+                <w:sz w:val="28"/>
+                <w:lang w:val="en-US"/>
+                <w14:textFill>
+                  <w14:gradFill>
+                    <w14:gsLst>
+                      <w14:gs w14:pos="0">
+                        <w14:schemeClr w14:val="accent1">
+                          <w14:lumMod w14:val="60000"/>
+                          <w14:lumOff w14:val="40000"/>
+                          <w14:shade w14:val="30000"/>
+                          <w14:satMod w14:val="115000"/>
+                        </w14:schemeClr>
+                      </w14:gs>
+                      <w14:gs w14:pos="50000">
+                        <w14:schemeClr w14:val="accent1">
+                          <w14:lumMod w14:val="60000"/>
+                          <w14:lumOff w14:val="40000"/>
+                          <w14:shade w14:val="67500"/>
+                          <w14:satMod w14:val="115000"/>
+                        </w14:schemeClr>
+                      </w14:gs>
+                      <w14:gs w14:pos="100000">
+                        <w14:schemeClr w14:val="accent1">
+                          <w14:lumMod w14:val="60000"/>
+                          <w14:lumOff w14:val="40000"/>
+                          <w14:shade w14:val="100000"/>
+                          <w14:satMod w14:val="115000"/>
+                        </w14:schemeClr>
+                      </w14:gs>
+                    </w14:gsLst>
+                    <w14:lin w14:ang="18900000" w14:scaled="0"/>
+                  </w14:gradFill>
+                </w14:textFill>
+              </w:rPr>
+              <w:t>when u are using maven by default all these will be already in classpath</w:t>
+            </w:r>
+          </w:p>
+          <w:p>
+            <w:pPr>
+              <w:rPr>
+                <w:rFonts w:ascii="Comic Sans MS" w:hAnsi="Comic Sans MS"/>
+                <w:color w:val="5B9BD5" w:themeColor="accent1"/>
+                <w:sz w:val="28"/>
+                <w:lang w:val="en-US"/>
+                <w14:textFill>
+                  <w14:gradFill>
+                    <w14:gsLst>
+                      <w14:gs w14:pos="0">
+                        <w14:schemeClr w14:val="accent1">
+                          <w14:lumMod w14:val="60000"/>
+                          <w14:lumOff w14:val="40000"/>
+                          <w14:shade w14:val="30000"/>
+                          <w14:satMod w14:val="115000"/>
+                        </w14:schemeClr>
+                      </w14:gs>
+                      <w14:gs w14:pos="50000">
+                        <w14:schemeClr w14:val="accent1">
+                          <w14:lumMod w14:val="60000"/>
+                          <w14:lumOff w14:val="40000"/>
+                          <w14:shade w14:val="67500"/>
+                          <w14:satMod w14:val="115000"/>
+                        </w14:schemeClr>
+                      </w14:gs>
+                      <w14:gs w14:pos="100000">
+                        <w14:schemeClr w14:val="accent1">
+                          <w14:lumMod w14:val="60000"/>
+                          <w14:lumOff w14:val="40000"/>
+                          <w14:shade w14:val="100000"/>
+                          <w14:satMod w14:val="115000"/>
+                        </w14:schemeClr>
+                      </w14:gs>
+                    </w14:gsLst>
+                    <w14:lin w14:ang="18900000" w14:scaled="0"/>
+                  </w14:gradFill>
+                </w14:textFill>
+              </w:rPr>
+            </w:pPr>
+            <w:r>
+              <w:rPr>
+                <w:rFonts w:ascii="Comic Sans MS" w:hAnsi="Comic Sans MS"/>
+                <w:color w:val="5B9BD5" w:themeColor="accent1"/>
+                <w:sz w:val="28"/>
+                <w:lang w:val="en-US"/>
+                <w14:textFill>
+                  <w14:gradFill>
+                    <w14:gsLst>
+                      <w14:gs w14:pos="0">
+                        <w14:schemeClr w14:val="accent1">
+                          <w14:lumMod w14:val="60000"/>
+                          <w14:lumOff w14:val="40000"/>
+                          <w14:shade w14:val="30000"/>
+                          <w14:satMod w14:val="115000"/>
+                        </w14:schemeClr>
+                      </w14:gs>
+                      <w14:gs w14:pos="50000">
+                        <w14:schemeClr w14:val="accent1">
+                          <w14:lumMod w14:val="60000"/>
+                          <w14:lumOff w14:val="40000"/>
+                          <w14:shade w14:val="67500"/>
+                          <w14:satMod w14:val="115000"/>
+                        </w14:schemeClr>
+                      </w14:gs>
+                      <w14:gs w14:pos="100000">
+                        <w14:schemeClr w14:val="accent1">
+                          <w14:lumMod w14:val="60000"/>
+                          <w14:lumOff w14:val="40000"/>
+                          <w14:shade w14:val="100000"/>
+                          <w14:satMod w14:val="115000"/>
+                        </w14:schemeClr>
+                      </w14:gs>
+                    </w14:gsLst>
+                    <w14:lin w14:ang="18900000" w14:scaled="0"/>
+                  </w14:gradFill>
+                </w14:textFill>
+              </w:rPr>
+              <w:t>src/main/java &amp; src/main/resources</w:t>
+            </w:r>
+          </w:p>
+          <w:p>
+            <w:pPr>
+              <w:rPr>
+                <w:rFonts w:ascii="Comic Sans MS" w:hAnsi="Comic Sans MS"/>
+                <w:color w:val="5B9BD5" w:themeColor="accent1"/>
+                <w:sz w:val="28"/>
+                <w:lang w:val="en-US"/>
+                <w14:textFill>
+                  <w14:gradFill>
+                    <w14:gsLst>
+                      <w14:gs w14:pos="0">
+                        <w14:schemeClr w14:val="accent1">
+                          <w14:lumMod w14:val="60000"/>
+                          <w14:lumOff w14:val="40000"/>
+                          <w14:shade w14:val="30000"/>
+                          <w14:satMod w14:val="115000"/>
+                        </w14:schemeClr>
+                      </w14:gs>
+                      <w14:gs w14:pos="50000">
+                        <w14:schemeClr w14:val="accent1">
+                          <w14:lumMod w14:val="60000"/>
+                          <w14:lumOff w14:val="40000"/>
+                          <w14:shade w14:val="67500"/>
+                          <w14:satMod w14:val="115000"/>
+                        </w14:schemeClr>
+                      </w14:gs>
+                      <w14:gs w14:pos="100000">
+                        <w14:schemeClr w14:val="accent1">
+                          <w14:lumMod w14:val="60000"/>
+                          <w14:lumOff w14:val="40000"/>
+                          <w14:shade w14:val="100000"/>
+                          <w14:satMod w14:val="115000"/>
+                        </w14:schemeClr>
+                      </w14:gs>
+                    </w14:gsLst>
+                    <w14:lin w14:ang="18900000" w14:scaled="0"/>
+                  </w14:gradFill>
+                </w14:textFill>
+              </w:rPr>
+            </w:pPr>
+            <w:r>
+              <w:rPr>
+                <w:rFonts w:ascii="Comic Sans MS" w:hAnsi="Comic Sans MS"/>
+                <w:color w:val="5B9BD5" w:themeColor="accent1"/>
+                <w:sz w:val="28"/>
+                <w:lang w:val="en-US"/>
+                <w14:textFill>
+                  <w14:gradFill>
+                    <w14:gsLst>
+                      <w14:gs w14:pos="0">
+                        <w14:schemeClr w14:val="accent1">
+                          <w14:lumMod w14:val="60000"/>
+                          <w14:lumOff w14:val="40000"/>
+                          <w14:shade w14:val="30000"/>
+                          <w14:satMod w14:val="115000"/>
+                        </w14:schemeClr>
+                      </w14:gs>
+                      <w14:gs w14:pos="50000">
+                        <w14:schemeClr w14:val="accent1">
+                          <w14:lumMod w14:val="60000"/>
+                          <w14:lumOff w14:val="40000"/>
+                          <w14:shade w14:val="67500"/>
+                          <w14:satMod w14:val="115000"/>
+                        </w14:schemeClr>
+                      </w14:gs>
+                      <w14:gs w14:pos="100000">
+                        <w14:schemeClr w14:val="accent1">
+                          <w14:lumMod w14:val="60000"/>
+                          <w14:lumOff w14:val="40000"/>
+                          <w14:shade w14:val="100000"/>
+                          <w14:satMod w14:val="115000"/>
+                        </w14:schemeClr>
+                      </w14:gs>
+                    </w14:gsLst>
+                    <w14:lin w14:ang="18900000" w14:scaled="0"/>
+                  </w14:gradFill>
+                </w14:textFill>
+              </w:rPr>
+              <w:t>src/test/java &amp; src/test/resources</w:t>
+            </w:r>
+          </w:p>
+          <w:tbl>
+            <w:tblPr>
+              <w:tblStyle w:val="TableGrid"/>
+              <w:tblW w:w="0" w:type="auto"/>
+              <w:tblLook w:val="04A0" w:firstRow="1" w:lastRow="0" w:firstColumn="1" w:lastColumn="0" w:noHBand="0" w:noVBand="1"/>
+            </w:tblPr>
+            <w:tblGrid>
+              <w:gridCol w:w="4196"/>
+              <w:gridCol w:w="14912"/>
+            </w:tblGrid>
+            <w:tr>
+              <w:tc>
+                <w:tcPr>
+                  <w:tcW w:w="4196" w:type="dxa"/>
+                </w:tcPr>
+                <w:p>
+                  <w:pPr>
+                    <w:shd w:val="clear" w:color="auto" w:fill="FFFFFF"/>
+                    <w:tabs>
+                      <w:tab w:val="left" w:pos="916"/>
+                      <w:tab w:val="left" w:pos="1832"/>
+                      <w:tab w:val="left" w:pos="2748"/>
+                      <w:tab w:val="left" w:pos="3664"/>
+                      <w:tab w:val="left" w:pos="4580"/>
+                      <w:tab w:val="left" w:pos="5496"/>
+                      <w:tab w:val="left" w:pos="6412"/>
+                      <w:tab w:val="left" w:pos="7328"/>
+                      <w:tab w:val="left" w:pos="8244"/>
+                      <w:tab w:val="left" w:pos="9160"/>
+                      <w:tab w:val="left" w:pos="10076"/>
+                      <w:tab w:val="left" w:pos="10992"/>
+                      <w:tab w:val="left" w:pos="11908"/>
+                      <w:tab w:val="left" w:pos="12824"/>
+                      <w:tab w:val="left" w:pos="13740"/>
+                      <w:tab w:val="left" w:pos="14656"/>
+                    </w:tabs>
+                    <w:rPr>
+                      <w:rFonts w:ascii="Comic Sans MS" w:eastAsia="Times New Roman" w:hAnsi="Comic Sans MS" w:cs="Courier New"/>
+                      <w:color w:val="13A78C"/>
+                      <w:szCs w:val="24"/>
+                      <w:lang w:eastAsia="en-IN" w:bidi="te-IN"/>
+                    </w:rPr>
+                  </w:pPr>
+                  <w:r>
+                    <w:rPr>
+                      <w:rFonts w:ascii="Comic Sans MS" w:eastAsia="Times New Roman" w:hAnsi="Comic Sans MS" w:cs="Courier New"/>
+                      <w:color w:val="13A78C"/>
+                      <w:szCs w:val="24"/>
+                      <w:lang w:eastAsia="en-IN" w:bidi="te-IN"/>
+                    </w:rPr>
+                    <w:t>option-1 – simple – read all lines as single string – best –without using object mapper</w:t>
+                  </w:r>
+                </w:p>
+                <w:p>
+                  <w:pPr>
+                    <w:rPr>
+                      <w:rFonts w:ascii="Comic Sans MS" w:hAnsi="Comic Sans MS"/>
+                      <w:color w:val="5B9BD5" w:themeColor="accent1"/>
+                      <w:sz w:val="28"/>
+                      <w14:textFill>
+                        <w14:gradFill>
+                          <w14:gsLst>
+                            <w14:gs w14:pos="0">
+                              <w14:schemeClr w14:val="accent1">
+                                <w14:lumMod w14:val="60000"/>
+                                <w14:lumOff w14:val="40000"/>
+                                <w14:shade w14:val="30000"/>
+                                <w14:satMod w14:val="115000"/>
+                              </w14:schemeClr>
+                            </w14:gs>
+                            <w14:gs w14:pos="50000">
+                              <w14:schemeClr w14:val="accent1">
+                                <w14:lumMod w14:val="60000"/>
+                                <w14:lumOff w14:val="40000"/>
+                                <w14:shade w14:val="67500"/>
+                                <w14:satMod w14:val="115000"/>
+                              </w14:schemeClr>
+                            </w14:gs>
+                            <w14:gs w14:pos="100000">
+                              <w14:schemeClr w14:val="accent1">
+                                <w14:lumMod w14:val="60000"/>
+                                <w14:lumOff w14:val="40000"/>
+                                <w14:shade w14:val="100000"/>
+                                <w14:satMod w14:val="115000"/>
+                              </w14:schemeClr>
+                            </w14:gs>
+                          </w14:gsLst>
+                          <w14:lin w14:ang="18900000" w14:scaled="0"/>
+                        </w14:gradFill>
+                      </w14:textFill>
+                    </w:rPr>
+                  </w:pPr>
+                </w:p>
+              </w:tc>
+              <w:tc>
+                <w:tcPr>
+                  <w:tcW w:w="14912" w:type="dxa"/>
+                </w:tcPr>
+                <w:p>
+                  <w:pPr>
+                    <w:shd w:val="clear" w:color="auto" w:fill="FFFFFF"/>
+                    <w:tabs>
+                      <w:tab w:val="left" w:pos="916"/>
+                      <w:tab w:val="left" w:pos="1832"/>
+                      <w:tab w:val="left" w:pos="2748"/>
+                      <w:tab w:val="left" w:pos="3664"/>
+                      <w:tab w:val="left" w:pos="4580"/>
+                      <w:tab w:val="left" w:pos="5496"/>
+                      <w:tab w:val="left" w:pos="6412"/>
+                      <w:tab w:val="left" w:pos="7328"/>
+                      <w:tab w:val="left" w:pos="8244"/>
+                      <w:tab w:val="left" w:pos="9160"/>
+                      <w:tab w:val="left" w:pos="10076"/>
+                      <w:tab w:val="left" w:pos="10992"/>
+                      <w:tab w:val="left" w:pos="11908"/>
+                      <w:tab w:val="left" w:pos="12824"/>
+                      <w:tab w:val="left" w:pos="13740"/>
+                      <w:tab w:val="left" w:pos="14656"/>
+                    </w:tabs>
+                    <w:rPr>
+                      <w:rFonts w:ascii="Comic Sans MS" w:hAnsi="Comic Sans MS"/>
+                      <w:color w:val="5B9BD5" w:themeColor="accent1"/>
+                      <w:sz w:val="28"/>
+                      <w14:textFill>
+                        <w14:gradFill>
+                          <w14:gsLst>
+                            <w14:gs w14:pos="0">
+                              <w14:schemeClr w14:val="accent1">
+                                <w14:lumMod w14:val="60000"/>
+                                <w14:lumOff w14:val="40000"/>
+                                <w14:shade w14:val="30000"/>
+                                <w14:satMod w14:val="115000"/>
+                              </w14:schemeClr>
+                            </w14:gs>
+                            <w14:gs w14:pos="50000">
+                              <w14:schemeClr w14:val="accent1">
+                                <w14:lumMod w14:val="60000"/>
+                                <w14:lumOff w14:val="40000"/>
+                                <w14:shade w14:val="67500"/>
+                                <w14:satMod w14:val="115000"/>
+                              </w14:schemeClr>
+                            </w14:gs>
+                            <w14:gs w14:pos="100000">
+                              <w14:schemeClr w14:val="accent1">
+                                <w14:lumMod w14:val="60000"/>
+                                <w14:lumOff w14:val="40000"/>
+                                <w14:shade w14:val="100000"/>
+                                <w14:satMod w14:val="115000"/>
+                              </w14:schemeClr>
+                            </w14:gs>
+                          </w14:gsLst>
+                          <w14:lin w14:ang="18900000" w14:scaled="0"/>
+                        </w14:gradFill>
+                      </w14:textFill>
+                    </w:rPr>
+                  </w:pPr>
+                </w:p>
+                <w:p>
+                  <w:pPr>
+                    <w:shd w:val="clear" w:color="auto" w:fill="FFFFFF"/>
+                    <w:tabs>
+                      <w:tab w:val="left" w:pos="916"/>
+                      <w:tab w:val="left" w:pos="1832"/>
+                      <w:tab w:val="left" w:pos="2748"/>
+                      <w:tab w:val="left" w:pos="3664"/>
+                      <w:tab w:val="left" w:pos="4580"/>
+                      <w:tab w:val="left" w:pos="5496"/>
+                      <w:tab w:val="left" w:pos="6412"/>
+                      <w:tab w:val="left" w:pos="7328"/>
+                      <w:tab w:val="left" w:pos="8244"/>
+                      <w:tab w:val="left" w:pos="9160"/>
+                      <w:tab w:val="left" w:pos="10076"/>
+                      <w:tab w:val="left" w:pos="10992"/>
+                      <w:tab w:val="left" w:pos="11908"/>
+                      <w:tab w:val="left" w:pos="12824"/>
+                      <w:tab w:val="left" w:pos="13740"/>
+                      <w:tab w:val="left" w:pos="14656"/>
+                    </w:tabs>
+                    <w:rPr>
+                      <w:rFonts w:ascii="Comic Sans MS" w:eastAsia="Times New Roman" w:hAnsi="Comic Sans MS" w:cs="Courier New"/>
+                      <w:color w:val="4D4D4A"/>
+                      <w:szCs w:val="24"/>
+                      <w:lang w:eastAsia="en-IN" w:bidi="te-IN"/>
+                    </w:rPr>
+                  </w:pPr>
+                  <w:r>
+                    <w:rPr>
+                      <w:rFonts w:ascii="Comic Sans MS" w:eastAsia="Times New Roman" w:hAnsi="Comic Sans MS" w:cs="Courier New"/>
+                      <w:color w:val="13A78C"/>
+                      <w:szCs w:val="24"/>
+                      <w:lang w:eastAsia="en-IN" w:bidi="te-IN"/>
+                    </w:rPr>
+                    <w:t xml:space="preserve">public void </w:t>
+                  </w:r>
+                  <w:r>
+                    <w:rPr>
+                      <w:rFonts w:ascii="Comic Sans MS" w:eastAsia="Times New Roman" w:hAnsi="Comic Sans MS" w:cs="Courier New"/>
+                      <w:color w:val="7748B7"/>
+                      <w:szCs w:val="24"/>
+                      <w:lang w:eastAsia="en-IN" w:bidi="te-IN"/>
+                    </w:rPr>
+                    <w:t>load</w:t>
+                  </w:r>
+                  <w:r>
+                    <w:rPr>
+                      <w:rFonts w:ascii="Comic Sans MS" w:eastAsia="Times New Roman" w:hAnsi="Comic Sans MS" w:cs="Courier New"/>
+                      <w:color w:val="4D4D4A"/>
+                      <w:szCs w:val="24"/>
+                      <w:lang w:eastAsia="en-IN" w:bidi="te-IN"/>
+                    </w:rPr>
+                    <w:t>() {</w:t>
+                  </w:r>
+                  <w:r>
+                    <w:rPr>
+                      <w:rFonts w:ascii="Comic Sans MS" w:eastAsia="Times New Roman" w:hAnsi="Comic Sans MS" w:cs="Courier New"/>
+                      <w:color w:val="4D4D4A"/>
+                      <w:szCs w:val="24"/>
+                      <w:lang w:eastAsia="en-IN" w:bidi="te-IN"/>
+                    </w:rPr>
+                    <w:br/>
+                    <w:t xml:space="preserve">    </w:t>
+                  </w:r>
+                  <w:r>
+                    <w:rPr>
+                      <w:rFonts w:ascii="Comic Sans MS" w:eastAsia="Times New Roman" w:hAnsi="Comic Sans MS" w:cs="Courier New"/>
+                      <w:i/>
+                      <w:iCs/>
+                      <w:color w:val="7748B7"/>
+                      <w:szCs w:val="24"/>
+                      <w:lang w:eastAsia="en-IN" w:bidi="te-IN"/>
+                    </w:rPr>
+                    <w:t xml:space="preserve">InputStream </w:t>
+                  </w:r>
+                  <w:r>
+                    <w:rPr>
+                      <w:rFonts w:ascii="Comic Sans MS" w:eastAsia="Times New Roman" w:hAnsi="Comic Sans MS" w:cs="Courier New"/>
+                      <w:color w:val="4D4D4A"/>
+                      <w:szCs w:val="24"/>
+                      <w:lang w:eastAsia="en-IN" w:bidi="te-IN"/>
+                    </w:rPr>
+                    <w:t xml:space="preserve">resourceAsStream </w:t>
+                  </w:r>
+                  <w:r>
+                    <w:rPr>
+                      <w:rFonts w:ascii="Comic Sans MS" w:eastAsia="Times New Roman" w:hAnsi="Comic Sans MS" w:cs="Courier New"/>
+                      <w:color w:val="EE5C09"/>
+                      <w:szCs w:val="24"/>
+                      <w:lang w:eastAsia="en-IN" w:bidi="te-IN"/>
+                    </w:rPr>
+                    <w:t xml:space="preserve">= </w:t>
+                  </w:r>
+                  <w:r>
+                    <w:rPr>
+                      <w:rFonts w:ascii="Comic Sans MS" w:eastAsia="Times New Roman" w:hAnsi="Comic Sans MS" w:cs="Courier New"/>
+                      <w:color w:val="1136B9"/>
+                      <w:szCs w:val="24"/>
+                      <w:lang w:eastAsia="en-IN" w:bidi="te-IN"/>
+                    </w:rPr>
+                    <w:t>getClass</w:t>
+                  </w:r>
+                  <w:r>
+                    <w:rPr>
+                      <w:rFonts w:ascii="Comic Sans MS" w:eastAsia="Times New Roman" w:hAnsi="Comic Sans MS" w:cs="Courier New"/>
+                      <w:color w:val="4D4D4A"/>
+                      <w:szCs w:val="24"/>
+                      <w:lang w:eastAsia="en-IN" w:bidi="te-IN"/>
+                    </w:rPr>
+                    <w:t>().</w:t>
+                  </w:r>
+                  <w:r>
+                    <w:rPr>
+                      <w:rFonts w:ascii="Comic Sans MS" w:eastAsia="Times New Roman" w:hAnsi="Comic Sans MS" w:cs="Courier New"/>
+                      <w:color w:val="1136B9"/>
+                      <w:szCs w:val="24"/>
+                      <w:lang w:eastAsia="en-IN" w:bidi="te-IN"/>
+                    </w:rPr>
+                    <w:t>getClassLoader</w:t>
+                  </w:r>
+                  <w:r>
+                    <w:rPr>
+                      <w:rFonts w:ascii="Comic Sans MS" w:eastAsia="Times New Roman" w:hAnsi="Comic Sans MS" w:cs="Courier New"/>
+                      <w:color w:val="4D4D4A"/>
+                      <w:szCs w:val="24"/>
+                      <w:lang w:eastAsia="en-IN" w:bidi="te-IN"/>
+                    </w:rPr>
+                    <w:t>().</w:t>
+                  </w:r>
+                  <w:r>
+                    <w:rPr>
+                      <w:rFonts w:ascii="Comic Sans MS" w:eastAsia="Times New Roman" w:hAnsi="Comic Sans MS" w:cs="Courier New"/>
+                      <w:color w:val="1136B9"/>
+                      <w:szCs w:val="24"/>
+                      <w:lang w:eastAsia="en-IN" w:bidi="te-IN"/>
+                    </w:rPr>
+                    <w:t>getResourceAsStream</w:t>
+                  </w:r>
+                  <w:r>
+                    <w:rPr>
+                      <w:rFonts w:ascii="Comic Sans MS" w:eastAsia="Times New Roman" w:hAnsi="Comic Sans MS" w:cs="Courier New"/>
+                      <w:color w:val="4D4D4A"/>
+                      <w:szCs w:val="24"/>
+                      <w:lang w:eastAsia="en-IN" w:bidi="te-IN"/>
+                    </w:rPr>
+                    <w:t>(</w:t>
+                  </w:r>
+                  <w:r>
+                    <w:rPr>
+                      <w:rFonts w:ascii="Comic Sans MS" w:eastAsia="Times New Roman" w:hAnsi="Comic Sans MS" w:cs="Courier New"/>
+                      <w:color w:val="0F92E3"/>
+                      <w:szCs w:val="24"/>
+                      <w:lang w:eastAsia="en-IN" w:bidi="te-IN"/>
+                    </w:rPr>
+                    <w:t>"mani.txt"</w:t>
+                  </w:r>
+                  <w:r>
+                    <w:rPr>
+                      <w:rFonts w:ascii="Comic Sans MS" w:eastAsia="Times New Roman" w:hAnsi="Comic Sans MS" w:cs="Courier New"/>
+                      <w:color w:val="4D4D4A"/>
+                      <w:szCs w:val="24"/>
+                      <w:lang w:eastAsia="en-IN" w:bidi="te-IN"/>
+                    </w:rPr>
+                    <w:t>);</w:t>
+                  </w:r>
+                  <w:r>
+                    <w:rPr>
+                      <w:rFonts w:ascii="Comic Sans MS" w:eastAsia="Times New Roman" w:hAnsi="Comic Sans MS" w:cs="Courier New"/>
+                      <w:color w:val="4D4D4A"/>
+                      <w:szCs w:val="24"/>
+                      <w:lang w:eastAsia="en-IN" w:bidi="te-IN"/>
+                    </w:rPr>
+                    <w:br/>
+                    <w:t xml:space="preserve">    </w:t>
+                  </w:r>
+                  <w:r>
+                    <w:rPr>
+                      <w:rFonts w:ascii="Comic Sans MS" w:eastAsia="Times New Roman" w:hAnsi="Comic Sans MS" w:cs="Courier New"/>
+                      <w:color w:val="79074C"/>
+                      <w:szCs w:val="24"/>
+                      <w:lang w:eastAsia="en-IN" w:bidi="te-IN"/>
+                    </w:rPr>
+                    <w:t xml:space="preserve">Scanner </w:t>
+                  </w:r>
+                  <w:r>
+                    <w:rPr>
+                      <w:rFonts w:ascii="Comic Sans MS" w:eastAsia="Times New Roman" w:hAnsi="Comic Sans MS" w:cs="Courier New"/>
+                      <w:color w:val="4D4D4A"/>
+                      <w:szCs w:val="24"/>
+                      <w:lang w:eastAsia="en-IN" w:bidi="te-IN"/>
+                    </w:rPr>
+                    <w:t xml:space="preserve">scanner </w:t>
+                  </w:r>
+                  <w:r>
+                    <w:rPr>
+                      <w:rFonts w:ascii="Comic Sans MS" w:eastAsia="Times New Roman" w:hAnsi="Comic Sans MS" w:cs="Courier New"/>
+                      <w:color w:val="EE5C09"/>
+                      <w:szCs w:val="24"/>
+                      <w:lang w:eastAsia="en-IN" w:bidi="te-IN"/>
+                    </w:rPr>
+                    <w:t xml:space="preserve">= </w:t>
+                  </w:r>
+                  <w:r>
+                    <w:rPr>
+                      <w:rFonts w:ascii="Comic Sans MS" w:eastAsia="Times New Roman" w:hAnsi="Comic Sans MS" w:cs="Courier New"/>
+                      <w:color w:val="13A78C"/>
+                      <w:szCs w:val="24"/>
+                      <w:lang w:eastAsia="en-IN" w:bidi="te-IN"/>
+                    </w:rPr>
+                    <w:t xml:space="preserve">new </w:t>
+                  </w:r>
+                  <w:r>
+                    <w:rPr>
+                      <w:rFonts w:ascii="Comic Sans MS" w:eastAsia="Times New Roman" w:hAnsi="Comic Sans MS" w:cs="Courier New"/>
+                      <w:color w:val="79074C"/>
+                      <w:szCs w:val="24"/>
+                      <w:lang w:eastAsia="en-IN" w:bidi="te-IN"/>
+                    </w:rPr>
+                    <w:t>Scanner</w:t>
+                  </w:r>
+                  <w:r>
+                    <w:rPr>
+                      <w:rFonts w:ascii="Comic Sans MS" w:eastAsia="Times New Roman" w:hAnsi="Comic Sans MS" w:cs="Courier New"/>
+                      <w:color w:val="4D4D4A"/>
+                      <w:szCs w:val="24"/>
+                      <w:lang w:eastAsia="en-IN" w:bidi="te-IN"/>
+                    </w:rPr>
+                    <w:t>(resourceAsStream</w:t>
+                  </w:r>
+                  <w:r>
+                    <w:rPr>
+                      <w:rFonts w:ascii="Comic Sans MS" w:eastAsia="Times New Roman" w:hAnsi="Comic Sans MS" w:cs="Courier New"/>
+                      <w:color w:val="EE5C09"/>
+                      <w:szCs w:val="24"/>
+                      <w:lang w:eastAsia="en-IN" w:bidi="te-IN"/>
+                    </w:rPr>
+                    <w:t xml:space="preserve">, </w:t>
+                  </w:r>
+                  <w:r>
+                    <w:rPr>
+                      <w:rFonts w:ascii="Comic Sans MS" w:eastAsia="Times New Roman" w:hAnsi="Comic Sans MS" w:cs="Courier New"/>
+                      <w:color w:val="79074C"/>
+                      <w:szCs w:val="24"/>
+                      <w:lang w:eastAsia="en-IN" w:bidi="te-IN"/>
+                    </w:rPr>
+                    <w:t>StandardCharsets</w:t>
+                  </w:r>
+                  <w:r>
+                    <w:rPr>
+                      <w:rFonts w:ascii="Comic Sans MS" w:eastAsia="Times New Roman" w:hAnsi="Comic Sans MS" w:cs="Courier New"/>
+                      <w:color w:val="4D4D4A"/>
+                      <w:szCs w:val="24"/>
+                      <w:lang w:eastAsia="en-IN" w:bidi="te-IN"/>
+                    </w:rPr>
+                    <w:t>.</w:t>
+                  </w:r>
+                  <w:r>
+                    <w:rPr>
+                      <w:rFonts w:ascii="Comic Sans MS" w:eastAsia="Times New Roman" w:hAnsi="Comic Sans MS" w:cs="Courier New"/>
+                      <w:b/>
+                      <w:bCs/>
+                      <w:i/>
+                      <w:iCs/>
+                      <w:color w:val="005CC5"/>
+                      <w:szCs w:val="24"/>
+                      <w:lang w:eastAsia="en-IN" w:bidi="te-IN"/>
+                    </w:rPr>
+                    <w:t>UTF_8</w:t>
+                  </w:r>
+                  <w:r>
+                    <w:rPr>
+                      <w:rFonts w:ascii="Comic Sans MS" w:eastAsia="Times New Roman" w:hAnsi="Comic Sans MS" w:cs="Courier New"/>
+                      <w:color w:val="4D4D4A"/>
+                      <w:szCs w:val="24"/>
+                      <w:lang w:eastAsia="en-IN" w:bidi="te-IN"/>
+                    </w:rPr>
+                    <w:t>)</w:t>
+                  </w:r>
+                  <w:r>
+                    <w:rPr>
+                      <w:rFonts w:ascii="Comic Sans MS" w:eastAsia="Times New Roman" w:hAnsi="Comic Sans MS" w:cs="Courier New"/>
+                      <w:color w:val="4D4D4A"/>
+                      <w:szCs w:val="24"/>
+                      <w:lang w:eastAsia="en-IN" w:bidi="te-IN"/>
+                    </w:rPr>
+                    <w:br/>
+                    <w:t xml:space="preserve">            .</w:t>
+                  </w:r>
+                  <w:r>
+                    <w:rPr>
+                      <w:rFonts w:ascii="Comic Sans MS" w:eastAsia="Times New Roman" w:hAnsi="Comic Sans MS" w:cs="Courier New"/>
+                      <w:color w:val="1136B9"/>
+                      <w:szCs w:val="24"/>
+                      <w:lang w:eastAsia="en-IN" w:bidi="te-IN"/>
+                    </w:rPr>
+                    <w:t>useDelimiter</w:t>
+                  </w:r>
+                  <w:r>
+                    <w:rPr>
+                      <w:rFonts w:ascii="Comic Sans MS" w:eastAsia="Times New Roman" w:hAnsi="Comic Sans MS" w:cs="Courier New"/>
+                      <w:color w:val="4D4D4A"/>
+                      <w:szCs w:val="24"/>
+                      <w:lang w:eastAsia="en-IN" w:bidi="te-IN"/>
+                    </w:rPr>
+                    <w:t>(</w:t>
+                  </w:r>
+                  <w:r>
+                    <w:rPr>
+                      <w:rFonts w:ascii="Comic Sans MS" w:eastAsia="Times New Roman" w:hAnsi="Comic Sans MS" w:cs="Courier New"/>
+                      <w:color w:val="0F92E3"/>
+                      <w:szCs w:val="24"/>
+                      <w:lang w:eastAsia="en-IN" w:bidi="te-IN"/>
+                    </w:rPr>
+                    <w:t>"</w:t>
+                  </w:r>
+                  <w:r>
+                    <w:rPr>
+                      <w:rFonts w:ascii="Comic Sans MS" w:eastAsia="Times New Roman" w:hAnsi="Comic Sans MS" w:cs="Courier New"/>
+                      <w:color w:val="0F92E3"/>
+                      <w:szCs w:val="24"/>
+                      <w:shd w:val="clear" w:color="auto" w:fill="CFF7F5"/>
+                      <w:lang w:eastAsia="en-IN" w:bidi="te-IN"/>
+                    </w:rPr>
+                    <w:t>\\A</w:t>
+                  </w:r>
+                  <w:r>
+                    <w:rPr>
+                      <w:rFonts w:ascii="Comic Sans MS" w:eastAsia="Times New Roman" w:hAnsi="Comic Sans MS" w:cs="Courier New"/>
+                      <w:color w:val="0F92E3"/>
+                      <w:szCs w:val="24"/>
+                      <w:lang w:eastAsia="en-IN" w:bidi="te-IN"/>
+                    </w:rPr>
+                    <w:t>"</w:t>
+                  </w:r>
+                  <w:r>
+                    <w:rPr>
+                      <w:rFonts w:ascii="Comic Sans MS" w:eastAsia="Times New Roman" w:hAnsi="Comic Sans MS" w:cs="Courier New"/>
+                      <w:color w:val="4D4D4A"/>
+                      <w:szCs w:val="24"/>
+                      <w:lang w:eastAsia="en-IN" w:bidi="te-IN"/>
+                    </w:rPr>
+                    <w:t>);</w:t>
+                  </w:r>
+                  <w:r>
+                    <w:rPr>
+                      <w:rFonts w:ascii="Comic Sans MS" w:eastAsia="Times New Roman" w:hAnsi="Comic Sans MS" w:cs="Courier New"/>
+                      <w:color w:val="4D4D4A"/>
+                      <w:szCs w:val="24"/>
+                      <w:lang w:eastAsia="en-IN" w:bidi="te-IN"/>
+                    </w:rPr>
+                    <w:br/>
+                    <w:t xml:space="preserve">    </w:t>
+                  </w:r>
+                  <w:r>
+                    <w:rPr>
+                      <w:rFonts w:ascii="Comic Sans MS" w:eastAsia="Times New Roman" w:hAnsi="Comic Sans MS" w:cs="Courier New"/>
+                      <w:color w:val="79074C"/>
+                      <w:szCs w:val="24"/>
+                      <w:lang w:eastAsia="en-IN" w:bidi="te-IN"/>
+                    </w:rPr>
+                    <w:t xml:space="preserve">String </w:t>
+                  </w:r>
+                  <w:r>
+                    <w:rPr>
+                      <w:rFonts w:ascii="Comic Sans MS" w:eastAsia="Times New Roman" w:hAnsi="Comic Sans MS" w:cs="Courier New"/>
+                      <w:color w:val="4D4D4A"/>
+                      <w:szCs w:val="24"/>
+                      <w:lang w:eastAsia="en-IN" w:bidi="te-IN"/>
+                    </w:rPr>
+                    <w:t xml:space="preserve">filedata </w:t>
+                  </w:r>
+                  <w:r>
+                    <w:rPr>
+                      <w:rFonts w:ascii="Comic Sans MS" w:eastAsia="Times New Roman" w:hAnsi="Comic Sans MS" w:cs="Courier New"/>
+                      <w:color w:val="EE5C09"/>
+                      <w:szCs w:val="24"/>
+                      <w:lang w:eastAsia="en-IN" w:bidi="te-IN"/>
+                    </w:rPr>
+                    <w:t xml:space="preserve">= </w:t>
+                  </w:r>
+                  <w:r>
+                    <w:rPr>
+                      <w:rFonts w:ascii="Comic Sans MS" w:eastAsia="Times New Roman" w:hAnsi="Comic Sans MS" w:cs="Courier New"/>
+                      <w:color w:val="4D4D4A"/>
+                      <w:szCs w:val="24"/>
+                      <w:lang w:eastAsia="en-IN" w:bidi="te-IN"/>
+                    </w:rPr>
+                    <w:t>scanner.</w:t>
+                  </w:r>
+                  <w:r>
+                    <w:rPr>
+                      <w:rFonts w:ascii="Comic Sans MS" w:eastAsia="Times New Roman" w:hAnsi="Comic Sans MS" w:cs="Courier New"/>
+                      <w:color w:val="1136B9"/>
+                      <w:szCs w:val="24"/>
+                      <w:lang w:eastAsia="en-IN" w:bidi="te-IN"/>
+                    </w:rPr>
+                    <w:t>next</w:t>
+                  </w:r>
+                  <w:r>
+                    <w:rPr>
+                      <w:rFonts w:ascii="Comic Sans MS" w:eastAsia="Times New Roman" w:hAnsi="Comic Sans MS" w:cs="Courier New"/>
+                      <w:color w:val="4D4D4A"/>
+                      <w:szCs w:val="24"/>
+                      <w:lang w:eastAsia="en-IN" w:bidi="te-IN"/>
+                    </w:rPr>
+                    <w:t>();</w:t>
+                  </w:r>
+                  <w:r>
+                    <w:rPr>
+                      <w:rFonts w:ascii="Comic Sans MS" w:eastAsia="Times New Roman" w:hAnsi="Comic Sans MS" w:cs="Courier New"/>
+                      <w:color w:val="4D4D4A"/>
+                      <w:szCs w:val="24"/>
+                      <w:lang w:eastAsia="en-IN" w:bidi="te-IN"/>
+                    </w:rPr>
+                    <w:br/>
+                    <w:t xml:space="preserve">    </w:t>
+                  </w:r>
+                  <w:r>
+                    <w:rPr>
+                      <w:rFonts w:ascii="Comic Sans MS" w:eastAsia="Times New Roman" w:hAnsi="Comic Sans MS" w:cs="Courier New"/>
+                      <w:color w:val="79074C"/>
+                      <w:szCs w:val="24"/>
+                      <w:lang w:eastAsia="en-IN" w:bidi="te-IN"/>
+                    </w:rPr>
+                    <w:t>System</w:t>
+                  </w:r>
+                  <w:r>
+                    <w:rPr>
+                      <w:rFonts w:ascii="Comic Sans MS" w:eastAsia="Times New Roman" w:hAnsi="Comic Sans MS" w:cs="Courier New"/>
+                      <w:color w:val="4D4D4A"/>
+                      <w:szCs w:val="24"/>
+                      <w:lang w:eastAsia="en-IN" w:bidi="te-IN"/>
+                    </w:rPr>
+                    <w:t>.</w:t>
+                  </w:r>
+                  <w:r>
+                    <w:rPr>
+                      <w:rFonts w:ascii="Comic Sans MS" w:eastAsia="Times New Roman" w:hAnsi="Comic Sans MS" w:cs="Courier New"/>
+                      <w:b/>
+                      <w:bCs/>
+                      <w:i/>
+                      <w:iCs/>
+                      <w:color w:val="005CC5"/>
+                      <w:szCs w:val="24"/>
+                      <w:lang w:eastAsia="en-IN" w:bidi="te-IN"/>
+                    </w:rPr>
+                    <w:t>out</w:t>
+                  </w:r>
+                  <w:r>
+                    <w:rPr>
+                      <w:rFonts w:ascii="Comic Sans MS" w:eastAsia="Times New Roman" w:hAnsi="Comic Sans MS" w:cs="Courier New"/>
+                      <w:color w:val="4D4D4A"/>
+                      <w:szCs w:val="24"/>
+                      <w:lang w:eastAsia="en-IN" w:bidi="te-IN"/>
+                    </w:rPr>
+                    <w:t>.</w:t>
+                  </w:r>
+                  <w:r>
+                    <w:rPr>
+                      <w:rFonts w:ascii="Comic Sans MS" w:eastAsia="Times New Roman" w:hAnsi="Comic Sans MS" w:cs="Courier New"/>
+                      <w:color w:val="1136B9"/>
+                      <w:szCs w:val="24"/>
+                      <w:lang w:eastAsia="en-IN" w:bidi="te-IN"/>
+                    </w:rPr>
+                    <w:t>println</w:t>
+                  </w:r>
+                  <w:r>
+                    <w:rPr>
+                      <w:rFonts w:ascii="Comic Sans MS" w:eastAsia="Times New Roman" w:hAnsi="Comic Sans MS" w:cs="Courier New"/>
+                      <w:color w:val="4D4D4A"/>
+                      <w:szCs w:val="24"/>
+                      <w:lang w:eastAsia="en-IN" w:bidi="te-IN"/>
+                    </w:rPr>
+                    <w:t>(</w:t>
+                  </w:r>
+                  <w:r>
+                    <w:rPr>
+                      <w:rFonts w:ascii="Comic Sans MS" w:eastAsia="Times New Roman" w:hAnsi="Comic Sans MS" w:cs="Courier New"/>
+                      <w:color w:val="0F92E3"/>
+                      <w:szCs w:val="24"/>
+                      <w:lang w:eastAsia="en-IN" w:bidi="te-IN"/>
+                    </w:rPr>
+                    <w:t xml:space="preserve">"filedata is " </w:t>
+                  </w:r>
+                  <w:r>
+                    <w:rPr>
+                      <w:rFonts w:ascii="Comic Sans MS" w:eastAsia="Times New Roman" w:hAnsi="Comic Sans MS" w:cs="Courier New"/>
+                      <w:color w:val="EE5C09"/>
+                      <w:szCs w:val="24"/>
+                      <w:lang w:eastAsia="en-IN" w:bidi="te-IN"/>
+                    </w:rPr>
+                    <w:t xml:space="preserve">+ </w:t>
+                  </w:r>
+                  <w:r>
+                    <w:rPr>
+                      <w:rFonts w:ascii="Comic Sans MS" w:eastAsia="Times New Roman" w:hAnsi="Comic Sans MS" w:cs="Courier New"/>
+                      <w:color w:val="4D4D4A"/>
+                      <w:szCs w:val="24"/>
+                      <w:lang w:eastAsia="en-IN" w:bidi="te-IN"/>
+                    </w:rPr>
+                    <w:t>filedata);</w:t>
+                  </w:r>
+                  <w:r>
+                    <w:rPr>
+                      <w:rFonts w:ascii="Comic Sans MS" w:eastAsia="Times New Roman" w:hAnsi="Comic Sans MS" w:cs="Courier New"/>
+                      <w:color w:val="4D4D4A"/>
+                      <w:szCs w:val="24"/>
+                      <w:lang w:eastAsia="en-IN" w:bidi="te-IN"/>
+                    </w:rPr>
+                    <w:br/>
+                    <w:t>}</w:t>
+                  </w:r>
+                </w:p>
+                <w:p>
+                  <w:pPr>
+                    <w:shd w:val="clear" w:color="auto" w:fill="FFFFFF"/>
+                    <w:tabs>
+                      <w:tab w:val="left" w:pos="916"/>
+                      <w:tab w:val="left" w:pos="1832"/>
+                      <w:tab w:val="left" w:pos="2748"/>
+                      <w:tab w:val="left" w:pos="3664"/>
+                      <w:tab w:val="left" w:pos="4580"/>
+                      <w:tab w:val="left" w:pos="5496"/>
+                      <w:tab w:val="left" w:pos="6412"/>
+                      <w:tab w:val="left" w:pos="7328"/>
+                      <w:tab w:val="left" w:pos="8244"/>
+                      <w:tab w:val="left" w:pos="9160"/>
+                      <w:tab w:val="left" w:pos="10076"/>
+                      <w:tab w:val="left" w:pos="10992"/>
+                      <w:tab w:val="left" w:pos="11908"/>
+                      <w:tab w:val="left" w:pos="12824"/>
+                      <w:tab w:val="left" w:pos="13740"/>
+                      <w:tab w:val="left" w:pos="14656"/>
+                    </w:tabs>
+                    <w:rPr>
+                      <w:rFonts w:ascii="Comic Sans MS" w:hAnsi="Comic Sans MS"/>
+                      <w:color w:val="5B9BD5" w:themeColor="accent1"/>
+                      <w:sz w:val="28"/>
+                      <w14:textFill>
+                        <w14:gradFill>
+                          <w14:gsLst>
+                            <w14:gs w14:pos="0">
+                              <w14:schemeClr w14:val="accent1">
+                                <w14:lumMod w14:val="60000"/>
+                                <w14:lumOff w14:val="40000"/>
+                                <w14:shade w14:val="30000"/>
+                                <w14:satMod w14:val="115000"/>
+                              </w14:schemeClr>
+                            </w14:gs>
+                            <w14:gs w14:pos="50000">
+                              <w14:schemeClr w14:val="accent1">
+                                <w14:lumMod w14:val="60000"/>
+                                <w14:lumOff w14:val="40000"/>
+                                <w14:shade w14:val="67500"/>
+                                <w14:satMod w14:val="115000"/>
+                              </w14:schemeClr>
+                            </w14:gs>
+                            <w14:gs w14:pos="100000">
+                              <w14:schemeClr w14:val="accent1">
+                                <w14:lumMod w14:val="60000"/>
+                                <w14:lumOff w14:val="40000"/>
+                                <w14:shade w14:val="100000"/>
+                                <w14:satMod w14:val="115000"/>
+                              </w14:schemeClr>
+                            </w14:gs>
+                          </w14:gsLst>
+                          <w14:lin w14:ang="18900000" w14:scaled="0"/>
+                        </w14:gradFill>
+                      </w14:textFill>
+                    </w:rPr>
+                  </w:pPr>
+                </w:p>
+              </w:tc>
+            </w:tr>
+            <w:tr>
+              <w:tc>
+                <w:tcPr>
+                  <w:tcW w:w="4196" w:type="dxa"/>
+                </w:tcPr>
+                <w:p>
+                  <w:pPr>
+                    <w:shd w:val="clear" w:color="auto" w:fill="FFFFFF"/>
+                    <w:tabs>
+                      <w:tab w:val="left" w:pos="916"/>
+                      <w:tab w:val="left" w:pos="1832"/>
+                      <w:tab w:val="left" w:pos="2748"/>
+                      <w:tab w:val="left" w:pos="3664"/>
+                      <w:tab w:val="left" w:pos="4580"/>
+                      <w:tab w:val="left" w:pos="5496"/>
+                      <w:tab w:val="left" w:pos="6412"/>
+                      <w:tab w:val="left" w:pos="7328"/>
+                      <w:tab w:val="left" w:pos="8244"/>
+                      <w:tab w:val="left" w:pos="9160"/>
+                      <w:tab w:val="left" w:pos="10076"/>
+                      <w:tab w:val="left" w:pos="10992"/>
+                      <w:tab w:val="left" w:pos="11908"/>
+                      <w:tab w:val="left" w:pos="12824"/>
+                      <w:tab w:val="left" w:pos="13740"/>
+                      <w:tab w:val="left" w:pos="14656"/>
+                    </w:tabs>
+                    <w:rPr>
+                      <w:rFonts w:ascii="Comic Sans MS" w:hAnsi="Comic Sans MS"/>
+                      <w:color w:val="5B9BD5" w:themeColor="accent1"/>
+                      <w:sz w:val="28"/>
+                      <w:lang w:val="en-US"/>
+                      <w14:textFill>
+                        <w14:gradFill>
+                          <w14:gsLst>
+                            <w14:gs w14:pos="0">
+                              <w14:schemeClr w14:val="accent1">
+                                <w14:lumMod w14:val="60000"/>
+                                <w14:lumOff w14:val="40000"/>
+                                <w14:shade w14:val="30000"/>
+                                <w14:satMod w14:val="115000"/>
+                              </w14:schemeClr>
+                            </w14:gs>
+                            <w14:gs w14:pos="50000">
+                              <w14:schemeClr w14:val="accent1">
+                                <w14:lumMod w14:val="60000"/>
+                                <w14:lumOff w14:val="40000"/>
+                                <w14:shade w14:val="67500"/>
+                                <w14:satMod w14:val="115000"/>
+                              </w14:schemeClr>
+                            </w14:gs>
+                            <w14:gs w14:pos="100000">
+                              <w14:schemeClr w14:val="accent1">
+                                <w14:lumMod w14:val="60000"/>
+                                <w14:lumOff w14:val="40000"/>
+                                <w14:shade w14:val="100000"/>
+                                <w14:satMod w14:val="115000"/>
+                              </w14:schemeClr>
+                            </w14:gs>
+                          </w14:gsLst>
+                          <w14:lin w14:ang="18900000" w14:scaled="0"/>
+                        </w14:gradFill>
+                      </w14:textFill>
+                    </w:rPr>
+                  </w:pPr>
+                  <w:r>
+                    <w:rPr>
+                      <w:rFonts w:ascii="Comic Sans MS" w:hAnsi="Comic Sans MS"/>
+                      <w:color w:val="5B9BD5" w:themeColor="accent1"/>
+                      <w:sz w:val="28"/>
+                      <w:lang w:val="en-US"/>
+                      <w14:textFill>
+                        <w14:gradFill>
+                          <w14:gsLst>
+                            <w14:gs w14:pos="0">
+                              <w14:schemeClr w14:val="accent1">
+                                <w14:lumMod w14:val="60000"/>
+                                <w14:lumOff w14:val="40000"/>
+                                <w14:shade w14:val="30000"/>
+                                <w14:satMod w14:val="115000"/>
+                              </w14:schemeClr>
+                            </w14:gs>
+                            <w14:gs w14:pos="50000">
+                              <w14:schemeClr w14:val="accent1">
+                                <w14:lumMod w14:val="60000"/>
+                                <w14:lumOff w14:val="40000"/>
+                                <w14:shade w14:val="67500"/>
+                                <w14:satMod w14:val="115000"/>
+                              </w14:schemeClr>
+                            </w14:gs>
+                            <w14:gs w14:pos="100000">
+                              <w14:schemeClr w14:val="accent1">
+                                <w14:lumMod w14:val="60000"/>
+                                <w14:lumOff w14:val="40000"/>
+                                <w14:shade w14:val="100000"/>
+                                <w14:satMod w14:val="115000"/>
+                              </w14:schemeClr>
+                            </w14:gs>
+                          </w14:gsLst>
+                          <w14:lin w14:ang="18900000" w14:scaled="0"/>
+                        </w14:gradFill>
+                      </w14:textFill>
+                    </w:rPr>
+                    <w:t xml:space="preserve">option 2 – using object mapper </w:t>
+                  </w:r>
+                </w:p>
+                <w:p>
+                  <w:pPr>
+                    <w:shd w:val="clear" w:color="auto" w:fill="FFFFFF"/>
+                    <w:tabs>
+                      <w:tab w:val="left" w:pos="916"/>
+                      <w:tab w:val="left" w:pos="1832"/>
+                      <w:tab w:val="left" w:pos="2748"/>
+                      <w:tab w:val="left" w:pos="3664"/>
+                      <w:tab w:val="left" w:pos="4580"/>
+                      <w:tab w:val="left" w:pos="5496"/>
+                      <w:tab w:val="left" w:pos="6412"/>
+                      <w:tab w:val="left" w:pos="7328"/>
+                      <w:tab w:val="left" w:pos="8244"/>
+                      <w:tab w:val="left" w:pos="9160"/>
+                      <w:tab w:val="left" w:pos="10076"/>
+                      <w:tab w:val="left" w:pos="10992"/>
+                      <w:tab w:val="left" w:pos="11908"/>
+                      <w:tab w:val="left" w:pos="12824"/>
+                      <w:tab w:val="left" w:pos="13740"/>
+                      <w:tab w:val="left" w:pos="14656"/>
+                    </w:tabs>
+                    <w:rPr>
+                      <w:rFonts w:ascii="Comic Sans MS" w:hAnsi="Comic Sans MS"/>
+                      <w:color w:val="5B9BD5" w:themeColor="accent1"/>
+                      <w:sz w:val="28"/>
+                      <w:lang w:val="en-US"/>
+                      <w14:textFill>
+                        <w14:gradFill>
+                          <w14:gsLst>
+                            <w14:gs w14:pos="0">
+                              <w14:schemeClr w14:val="accent1">
+                                <w14:lumMod w14:val="60000"/>
+                                <w14:lumOff w14:val="40000"/>
+                                <w14:shade w14:val="30000"/>
+                                <w14:satMod w14:val="115000"/>
+                              </w14:schemeClr>
+                            </w14:gs>
+                            <w14:gs w14:pos="50000">
+                              <w14:schemeClr w14:val="accent1">
+                                <w14:lumMod w14:val="60000"/>
+                                <w14:lumOff w14:val="40000"/>
+                                <w14:shade w14:val="67500"/>
+                                <w14:satMod w14:val="115000"/>
+                              </w14:schemeClr>
+                            </w14:gs>
+                            <w14:gs w14:pos="100000">
+                              <w14:schemeClr w14:val="accent1">
+                                <w14:lumMod w14:val="60000"/>
+                                <w14:lumOff w14:val="40000"/>
+                                <w14:shade w14:val="100000"/>
+                                <w14:satMod w14:val="115000"/>
+                              </w14:schemeClr>
+                            </w14:gs>
+                          </w14:gsLst>
+                          <w14:lin w14:ang="18900000" w14:scaled="0"/>
+                        </w14:gradFill>
+                      </w14:textFill>
+                    </w:rPr>
+                  </w:pPr>
+                  <w:r>
+                    <w:rPr>
+                      <w:rFonts w:ascii="Comic Sans MS" w:hAnsi="Comic Sans MS"/>
+                      <w:color w:val="5B9BD5" w:themeColor="accent1"/>
+                      <w:sz w:val="28"/>
+                      <w:lang w:val="en-US"/>
+                      <w14:textFill>
+                        <w14:gradFill>
+                          <w14:gsLst>
+                            <w14:gs w14:pos="0">
+                              <w14:schemeClr w14:val="accent1">
+                                <w14:lumMod w14:val="60000"/>
+                                <w14:lumOff w14:val="40000"/>
+                                <w14:shade w14:val="30000"/>
+                                <w14:satMod w14:val="115000"/>
+                              </w14:schemeClr>
+                            </w14:gs>
+                            <w14:gs w14:pos="50000">
+                              <w14:schemeClr w14:val="accent1">
+                                <w14:lumMod w14:val="60000"/>
+                                <w14:lumOff w14:val="40000"/>
+                                <w14:shade w14:val="67500"/>
+                                <w14:satMod w14:val="115000"/>
+                              </w14:schemeClr>
+                            </w14:gs>
+                            <w14:gs w14:pos="100000">
+                              <w14:schemeClr w14:val="accent1">
+                                <w14:lumMod w14:val="60000"/>
+                                <w14:lumOff w14:val="40000"/>
+                                <w14:shade w14:val="100000"/>
+                                <w14:satMod w14:val="115000"/>
+                              </w14:schemeClr>
+                            </w14:gs>
+                          </w14:gsLst>
+                          <w14:lin w14:ang="18900000" w14:scaled="0"/>
+                        </w14:gradFill>
+                      </w14:textFill>
+                    </w:rPr>
+                    <w:t>this is recommended only for json files</w:t>
+                  </w:r>
+                </w:p>
+                <w:p>
+                  <w:pPr>
+                    <w:shd w:val="clear" w:color="auto" w:fill="FFFFFF"/>
+                    <w:tabs>
+                      <w:tab w:val="left" w:pos="916"/>
+                      <w:tab w:val="left" w:pos="1832"/>
+                      <w:tab w:val="left" w:pos="2748"/>
+                      <w:tab w:val="left" w:pos="3664"/>
+                      <w:tab w:val="left" w:pos="4580"/>
+                      <w:tab w:val="left" w:pos="5496"/>
+                      <w:tab w:val="left" w:pos="6412"/>
+                      <w:tab w:val="left" w:pos="7328"/>
+                      <w:tab w:val="left" w:pos="8244"/>
+                      <w:tab w:val="left" w:pos="9160"/>
+                      <w:tab w:val="left" w:pos="10076"/>
+                      <w:tab w:val="left" w:pos="10992"/>
+                      <w:tab w:val="left" w:pos="11908"/>
+                      <w:tab w:val="left" w:pos="12824"/>
+                      <w:tab w:val="left" w:pos="13740"/>
+                      <w:tab w:val="left" w:pos="14656"/>
+                    </w:tabs>
+                    <w:rPr>
+                      <w:rFonts w:ascii="Comic Sans MS" w:eastAsia="Times New Roman" w:hAnsi="Comic Sans MS" w:cs="Courier New"/>
+                      <w:color w:val="13A78C"/>
+                      <w:szCs w:val="24"/>
+                      <w:lang w:eastAsia="en-IN" w:bidi="te-IN"/>
+                    </w:rPr>
+                  </w:pPr>
+                  <w:r>
+                    <w:rPr>
+                      <w:rFonts w:ascii="Comic Sans MS" w:hAnsi="Comic Sans MS"/>
+                      <w:color w:val="5B9BD5" w:themeColor="accent1"/>
+                      <w:sz w:val="28"/>
+                      <w:lang w:val="en-US"/>
+                      <w14:textFill>
+                        <w14:gradFill>
+                          <w14:gsLst>
+                            <w14:gs w14:pos="0">
+                              <w14:schemeClr w14:val="accent1">
+                                <w14:lumMod w14:val="60000"/>
+                                <w14:lumOff w14:val="40000"/>
+                                <w14:shade w14:val="30000"/>
+                                <w14:satMod w14:val="115000"/>
+                              </w14:schemeClr>
+                            </w14:gs>
+                            <w14:gs w14:pos="50000">
+                              <w14:schemeClr w14:val="accent1">
+                                <w14:lumMod w14:val="60000"/>
+                                <w14:lumOff w14:val="40000"/>
+                                <w14:shade w14:val="67500"/>
+                                <w14:satMod w14:val="115000"/>
+                              </w14:schemeClr>
+                            </w14:gs>
+                            <w14:gs w14:pos="100000">
+                              <w14:schemeClr w14:val="accent1">
+                                <w14:lumMod w14:val="60000"/>
+                                <w14:lumOff w14:val="40000"/>
+                                <w14:shade w14:val="100000"/>
+                                <w14:satMod w14:val="115000"/>
+                              </w14:schemeClr>
+                            </w14:gs>
+                          </w14:gsLst>
+                          <w14:lin w14:ang="18900000" w14:scaled="0"/>
+                        </w14:gradFill>
+                      </w14:textFill>
+                    </w:rPr>
+                    <w:t>for xml file – u should use xml mapper and it can change the content</w:t>
+                  </w:r>
+                  <w:bookmarkStart w:id="0" w:name="_GoBack"/>
+                  <w:bookmarkEnd w:id="0"/>
+                </w:p>
+                <w:p>
+                  <w:pPr>
+                    <w:shd w:val="clear" w:color="auto" w:fill="FFFFFF"/>
+                    <w:tabs>
+                      <w:tab w:val="left" w:pos="916"/>
+                      <w:tab w:val="left" w:pos="1832"/>
+                      <w:tab w:val="left" w:pos="2748"/>
+                      <w:tab w:val="left" w:pos="3664"/>
+                      <w:tab w:val="left" w:pos="4580"/>
+                      <w:tab w:val="left" w:pos="5496"/>
+                      <w:tab w:val="left" w:pos="6412"/>
+                      <w:tab w:val="left" w:pos="7328"/>
+                      <w:tab w:val="left" w:pos="8244"/>
+                      <w:tab w:val="left" w:pos="9160"/>
+                      <w:tab w:val="left" w:pos="10076"/>
+                      <w:tab w:val="left" w:pos="10992"/>
+                      <w:tab w:val="left" w:pos="11908"/>
+                      <w:tab w:val="left" w:pos="12824"/>
+                      <w:tab w:val="left" w:pos="13740"/>
+                      <w:tab w:val="left" w:pos="14656"/>
+                    </w:tabs>
+                    <w:rPr>
+                      <w:rFonts w:ascii="Comic Sans MS" w:hAnsi="Comic Sans MS"/>
+                      <w:color w:val="5B9BD5" w:themeColor="accent1"/>
+                      <w:sz w:val="28"/>
+                      <w:lang w:val="en-US"/>
+                      <w14:textFill>
+                        <w14:gradFill>
+                          <w14:gsLst>
+                            <w14:gs w14:pos="0">
+                              <w14:schemeClr w14:val="accent1">
+                                <w14:lumMod w14:val="60000"/>
+                                <w14:lumOff w14:val="40000"/>
+                                <w14:shade w14:val="30000"/>
+                                <w14:satMod w14:val="115000"/>
+                              </w14:schemeClr>
+                            </w14:gs>
+                            <w14:gs w14:pos="50000">
+                              <w14:schemeClr w14:val="accent1">
+                                <w14:lumMod w14:val="60000"/>
+                                <w14:lumOff w14:val="40000"/>
+                                <w14:shade w14:val="67500"/>
+                                <w14:satMod w14:val="115000"/>
+                              </w14:schemeClr>
+                            </w14:gs>
+                            <w14:gs w14:pos="100000">
+                              <w14:schemeClr w14:val="accent1">
+                                <w14:lumMod w14:val="60000"/>
+                                <w14:lumOff w14:val="40000"/>
+                                <w14:shade w14:val="100000"/>
+                                <w14:satMod w14:val="115000"/>
+                              </w14:schemeClr>
+                            </w14:gs>
+                          </w14:gsLst>
+                          <w14:lin w14:ang="18900000" w14:scaled="0"/>
+                        </w14:gradFill>
+                      </w14:textFill>
+                    </w:rPr>
+                  </w:pPr>
+                </w:p>
+              </w:tc>
+              <w:tc>
+                <w:tcPr>
+                  <w:tcW w:w="14912" w:type="dxa"/>
+                </w:tcPr>
+                <w:p>
+                  <w:pPr>
+                    <w:shd w:val="clear" w:color="auto" w:fill="FFFFFF"/>
+                    <w:tabs>
+                      <w:tab w:val="left" w:pos="916"/>
+                      <w:tab w:val="left" w:pos="1832"/>
+                      <w:tab w:val="left" w:pos="2748"/>
+                      <w:tab w:val="left" w:pos="3664"/>
+                      <w:tab w:val="left" w:pos="4580"/>
+                      <w:tab w:val="left" w:pos="5496"/>
+                      <w:tab w:val="left" w:pos="6412"/>
+                      <w:tab w:val="left" w:pos="7328"/>
+                      <w:tab w:val="left" w:pos="8244"/>
+                      <w:tab w:val="left" w:pos="9160"/>
+                      <w:tab w:val="left" w:pos="10076"/>
+                      <w:tab w:val="left" w:pos="10992"/>
+                      <w:tab w:val="left" w:pos="11908"/>
+                      <w:tab w:val="left" w:pos="12824"/>
+                      <w:tab w:val="left" w:pos="13740"/>
+                      <w:tab w:val="left" w:pos="14656"/>
+                    </w:tabs>
+                    <w:rPr>
+                      <w:rFonts w:ascii="Comic Sans MS" w:eastAsia="Times New Roman" w:hAnsi="Comic Sans MS" w:cs="Courier New"/>
+                      <w:color w:val="4D4D4A"/>
+                      <w:szCs w:val="24"/>
+                      <w:lang w:eastAsia="en-IN" w:bidi="te-IN"/>
+                    </w:rPr>
+                  </w:pPr>
+                  <w:r>
+                    <w:rPr>
+                      <w:rFonts w:ascii="Comic Sans MS" w:eastAsia="Times New Roman" w:hAnsi="Comic Sans MS" w:cs="Courier New"/>
+                      <w:color w:val="13A78C"/>
+                      <w:szCs w:val="24"/>
+                      <w:lang w:eastAsia="en-IN" w:bidi="te-IN"/>
+                    </w:rPr>
+                    <w:t xml:space="preserve">public void </w:t>
+                  </w:r>
+                  <w:r>
+                    <w:rPr>
+                      <w:rFonts w:ascii="Comic Sans MS" w:eastAsia="Times New Roman" w:hAnsi="Comic Sans MS" w:cs="Courier New"/>
+                      <w:color w:val="7748B7"/>
+                      <w:szCs w:val="24"/>
+                      <w:lang w:eastAsia="en-IN" w:bidi="te-IN"/>
+                    </w:rPr>
+                    <w:t>init</w:t>
+                  </w:r>
+                  <w:r>
+                    <w:rPr>
+                      <w:rFonts w:ascii="Comic Sans MS" w:eastAsia="Times New Roman" w:hAnsi="Comic Sans MS" w:cs="Courier New"/>
+                      <w:color w:val="4D4D4A"/>
+                      <w:szCs w:val="24"/>
+                      <w:lang w:eastAsia="en-IN" w:bidi="te-IN"/>
+                    </w:rPr>
+                    <w:t xml:space="preserve">() </w:t>
+                  </w:r>
+                  <w:r>
+                    <w:rPr>
+                      <w:rFonts w:ascii="Comic Sans MS" w:eastAsia="Times New Roman" w:hAnsi="Comic Sans MS" w:cs="Courier New"/>
+                      <w:color w:val="13A78C"/>
+                      <w:szCs w:val="24"/>
+                      <w:lang w:eastAsia="en-IN" w:bidi="te-IN"/>
+                    </w:rPr>
+                    <w:t xml:space="preserve">throws </w:t>
+                  </w:r>
+                  <w:r>
+                    <w:rPr>
+                      <w:rFonts w:ascii="Comic Sans MS" w:eastAsia="Times New Roman" w:hAnsi="Comic Sans MS" w:cs="Courier New"/>
+                      <w:color w:val="79074C"/>
+                      <w:szCs w:val="24"/>
+                      <w:lang w:eastAsia="en-IN" w:bidi="te-IN"/>
+                    </w:rPr>
+                    <w:t xml:space="preserve">IOException </w:t>
+                  </w:r>
+                  <w:r>
+                    <w:rPr>
+                      <w:rFonts w:ascii="Comic Sans MS" w:eastAsia="Times New Roman" w:hAnsi="Comic Sans MS" w:cs="Courier New"/>
+                      <w:color w:val="4D4D4A"/>
+                      <w:szCs w:val="24"/>
+                      <w:lang w:eastAsia="en-IN" w:bidi="te-IN"/>
+                    </w:rPr>
+                    <w:t>{</w:t>
+                  </w:r>
+                  <w:r>
+                    <w:rPr>
+                      <w:rFonts w:ascii="Comic Sans MS" w:eastAsia="Times New Roman" w:hAnsi="Comic Sans MS" w:cs="Courier New"/>
+                      <w:color w:val="4D4D4A"/>
+                      <w:szCs w:val="24"/>
+                      <w:lang w:eastAsia="en-IN" w:bidi="te-IN"/>
+                    </w:rPr>
+                    <w:br/>
+                    <w:t xml:space="preserve">    </w:t>
+                  </w:r>
+                  <w:r>
+                    <w:rPr>
+                      <w:rFonts w:ascii="Comic Sans MS" w:eastAsia="Times New Roman" w:hAnsi="Comic Sans MS" w:cs="Courier New"/>
+                      <w:i/>
+                      <w:iCs/>
+                      <w:color w:val="7748B7"/>
+                      <w:szCs w:val="24"/>
+                      <w:lang w:eastAsia="en-IN" w:bidi="te-IN"/>
+                    </w:rPr>
+                    <w:t xml:space="preserve">InputStream </w:t>
+                  </w:r>
+                  <w:r>
+                    <w:rPr>
+                      <w:rFonts w:ascii="Comic Sans MS" w:eastAsia="Times New Roman" w:hAnsi="Comic Sans MS" w:cs="Courier New"/>
+                      <w:color w:val="4D4D4A"/>
+                      <w:szCs w:val="24"/>
+                      <w:lang w:eastAsia="en-IN" w:bidi="te-IN"/>
+                    </w:rPr>
+                    <w:t>inputStream</w:t>
+                  </w:r>
+                  <w:r>
+                    <w:rPr>
+                      <w:rFonts w:ascii="Comic Sans MS" w:eastAsia="Times New Roman" w:hAnsi="Comic Sans MS" w:cs="Courier New"/>
+                      <w:color w:val="EE5C09"/>
+                      <w:szCs w:val="24"/>
+                      <w:lang w:eastAsia="en-IN" w:bidi="te-IN"/>
+                    </w:rPr>
+                    <w:t xml:space="preserve">= </w:t>
+                  </w:r>
+                  <w:r>
+                    <w:rPr>
+                      <w:rFonts w:ascii="Comic Sans MS" w:eastAsia="Times New Roman" w:hAnsi="Comic Sans MS" w:cs="Courier New"/>
+                      <w:color w:val="1136B9"/>
+                      <w:szCs w:val="24"/>
+                      <w:lang w:eastAsia="en-IN" w:bidi="te-IN"/>
+                    </w:rPr>
+                    <w:t>getClass</w:t>
+                  </w:r>
+                  <w:r>
+                    <w:rPr>
+                      <w:rFonts w:ascii="Comic Sans MS" w:eastAsia="Times New Roman" w:hAnsi="Comic Sans MS" w:cs="Courier New"/>
+                      <w:color w:val="4D4D4A"/>
+                      <w:szCs w:val="24"/>
+                      <w:lang w:eastAsia="en-IN" w:bidi="te-IN"/>
+                    </w:rPr>
+                    <w:t>().</w:t>
+                  </w:r>
+                  <w:r>
+                    <w:rPr>
+                      <w:rFonts w:ascii="Comic Sans MS" w:eastAsia="Times New Roman" w:hAnsi="Comic Sans MS" w:cs="Courier New"/>
+                      <w:color w:val="1136B9"/>
+                      <w:szCs w:val="24"/>
+                      <w:lang w:eastAsia="en-IN" w:bidi="te-IN"/>
+                    </w:rPr>
+                    <w:t>getClassLoader</w:t>
+                  </w:r>
+                  <w:r>
+                    <w:rPr>
+                      <w:rFonts w:ascii="Comic Sans MS" w:eastAsia="Times New Roman" w:hAnsi="Comic Sans MS" w:cs="Courier New"/>
+                      <w:color w:val="4D4D4A"/>
+                      <w:szCs w:val="24"/>
+                      <w:lang w:eastAsia="en-IN" w:bidi="te-IN"/>
+                    </w:rPr>
+                    <w:t>().</w:t>
+                  </w:r>
+                  <w:r>
+                    <w:rPr>
+                      <w:rFonts w:ascii="Comic Sans MS" w:eastAsia="Times New Roman" w:hAnsi="Comic Sans MS" w:cs="Courier New"/>
+                      <w:color w:val="1136B9"/>
+                      <w:szCs w:val="24"/>
+                      <w:lang w:eastAsia="en-IN" w:bidi="te-IN"/>
+                    </w:rPr>
+                    <w:t>getResourceAsStream</w:t>
+                  </w:r>
+                  <w:r>
+                    <w:rPr>
+                      <w:rFonts w:ascii="Comic Sans MS" w:eastAsia="Times New Roman" w:hAnsi="Comic Sans MS" w:cs="Courier New"/>
+                      <w:color w:val="4D4D4A"/>
+                      <w:szCs w:val="24"/>
+                      <w:lang w:eastAsia="en-IN" w:bidi="te-IN"/>
+                    </w:rPr>
+                    <w:t>(</w:t>
+                  </w:r>
+                  <w:r>
+                    <w:rPr>
+                      <w:rFonts w:ascii="Comic Sans MS" w:eastAsia="Times New Roman" w:hAnsi="Comic Sans MS" w:cs="Courier New"/>
+                      <w:color w:val="0F92E3"/>
+                      <w:szCs w:val="24"/>
+                      <w:lang w:eastAsia="en-IN" w:bidi="te-IN"/>
+                    </w:rPr>
+                    <w:t>"cars.txt"</w:t>
+                  </w:r>
+                  <w:r>
+                    <w:rPr>
+                      <w:rFonts w:ascii="Comic Sans MS" w:eastAsia="Times New Roman" w:hAnsi="Comic Sans MS" w:cs="Courier New"/>
+                      <w:color w:val="4D4D4A"/>
+                      <w:szCs w:val="24"/>
+                      <w:lang w:eastAsia="en-IN" w:bidi="te-IN"/>
+                    </w:rPr>
+                    <w:t>);</w:t>
+                  </w:r>
+                  <w:r>
+                    <w:rPr>
+                      <w:rFonts w:ascii="Comic Sans MS" w:eastAsia="Times New Roman" w:hAnsi="Comic Sans MS" w:cs="Courier New"/>
+                      <w:color w:val="4D4D4A"/>
+                      <w:szCs w:val="24"/>
+                      <w:lang w:eastAsia="en-IN" w:bidi="te-IN"/>
+                    </w:rPr>
+                    <w:br/>
+                    <w:t xml:space="preserve">    </w:t>
+                  </w:r>
+                  <w:r>
+                    <w:rPr>
+                      <w:rFonts w:ascii="Comic Sans MS" w:eastAsia="Times New Roman" w:hAnsi="Comic Sans MS" w:cs="Courier New"/>
+                      <w:color w:val="79074C"/>
+                      <w:szCs w:val="24"/>
+                      <w:lang w:eastAsia="en-IN" w:bidi="te-IN"/>
+                    </w:rPr>
+                    <w:t xml:space="preserve">ObjectMapper </w:t>
+                  </w:r>
+                  <w:r>
+                    <w:rPr>
+                      <w:rFonts w:ascii="Comic Sans MS" w:eastAsia="Times New Roman" w:hAnsi="Comic Sans MS" w:cs="Courier New"/>
+                      <w:color w:val="4D4D4A"/>
+                      <w:szCs w:val="24"/>
+                      <w:lang w:eastAsia="en-IN" w:bidi="te-IN"/>
+                    </w:rPr>
+                    <w:t>mapper</w:t>
+                  </w:r>
+                  <w:r>
+                    <w:rPr>
+                      <w:rFonts w:ascii="Comic Sans MS" w:eastAsia="Times New Roman" w:hAnsi="Comic Sans MS" w:cs="Courier New"/>
+                      <w:color w:val="EE5C09"/>
+                      <w:szCs w:val="24"/>
+                      <w:lang w:eastAsia="en-IN" w:bidi="te-IN"/>
+                    </w:rPr>
+                    <w:t>=</w:t>
+                  </w:r>
+                  <w:r>
+                    <w:rPr>
+                      <w:rFonts w:ascii="Comic Sans MS" w:eastAsia="Times New Roman" w:hAnsi="Comic Sans MS" w:cs="Courier New"/>
+                      <w:color w:val="13A78C"/>
+                      <w:szCs w:val="24"/>
+                      <w:lang w:eastAsia="en-IN" w:bidi="te-IN"/>
+                    </w:rPr>
+                    <w:t xml:space="preserve">new </w:t>
+                  </w:r>
+                  <w:r>
+                    <w:rPr>
+                      <w:rFonts w:ascii="Comic Sans MS" w:eastAsia="Times New Roman" w:hAnsi="Comic Sans MS" w:cs="Courier New"/>
+                      <w:color w:val="79074C"/>
+                      <w:szCs w:val="24"/>
+                      <w:lang w:eastAsia="en-IN" w:bidi="te-IN"/>
+                    </w:rPr>
+                    <w:t>ObjectMapper</w:t>
+                  </w:r>
+                  <w:r>
+                    <w:rPr>
+                      <w:rFonts w:ascii="Comic Sans MS" w:eastAsia="Times New Roman" w:hAnsi="Comic Sans MS" w:cs="Courier New"/>
+                      <w:color w:val="4D4D4A"/>
+                      <w:szCs w:val="24"/>
+                      <w:lang w:eastAsia="en-IN" w:bidi="te-IN"/>
+                    </w:rPr>
+                    <w:t>();</w:t>
+                  </w:r>
+                  <w:r>
+                    <w:rPr>
+                      <w:rFonts w:ascii="Comic Sans MS" w:eastAsia="Times New Roman" w:hAnsi="Comic Sans MS" w:cs="Courier New"/>
+                      <w:color w:val="4D4D4A"/>
+                      <w:szCs w:val="24"/>
+                      <w:lang w:eastAsia="en-IN" w:bidi="te-IN"/>
+                    </w:rPr>
+                    <w:br/>
+                    <w:t xml:space="preserve">    </w:t>
+                  </w:r>
+                  <w:r>
+                    <w:rPr>
+                      <w:rFonts w:ascii="Comic Sans MS" w:eastAsia="Times New Roman" w:hAnsi="Comic Sans MS" w:cs="Courier New"/>
+                      <w:color w:val="79074C"/>
+                      <w:szCs w:val="24"/>
+                      <w:lang w:eastAsia="en-IN" w:bidi="te-IN"/>
+                    </w:rPr>
+                    <w:t xml:space="preserve">String </w:t>
+                  </w:r>
+                  <w:r>
+                    <w:rPr>
+                      <w:rFonts w:ascii="Comic Sans MS" w:eastAsia="Times New Roman" w:hAnsi="Comic Sans MS" w:cs="Courier New"/>
+                      <w:color w:val="4D4D4A"/>
+                      <w:szCs w:val="24"/>
+                      <w:lang w:eastAsia="en-IN" w:bidi="te-IN"/>
+                    </w:rPr>
+                    <w:t xml:space="preserve">fileData </w:t>
+                  </w:r>
+                  <w:r>
+                    <w:rPr>
+                      <w:rFonts w:ascii="Comic Sans MS" w:eastAsia="Times New Roman" w:hAnsi="Comic Sans MS" w:cs="Courier New"/>
+                      <w:color w:val="EE5C09"/>
+                      <w:szCs w:val="24"/>
+                      <w:lang w:eastAsia="en-IN" w:bidi="te-IN"/>
+                    </w:rPr>
+                    <w:t xml:space="preserve">= </w:t>
+                  </w:r>
+                  <w:r>
+                    <w:rPr>
+                      <w:rFonts w:ascii="Comic Sans MS" w:eastAsia="Times New Roman" w:hAnsi="Comic Sans MS" w:cs="Courier New"/>
+                      <w:color w:val="4D4D4A"/>
+                      <w:szCs w:val="24"/>
+                      <w:lang w:eastAsia="en-IN" w:bidi="te-IN"/>
+                    </w:rPr>
+                    <w:t>mapper.</w:t>
+                  </w:r>
+                  <w:r>
+                    <w:rPr>
+                      <w:rFonts w:ascii="Comic Sans MS" w:eastAsia="Times New Roman" w:hAnsi="Comic Sans MS" w:cs="Courier New"/>
+                      <w:color w:val="1136B9"/>
+                      <w:szCs w:val="24"/>
+                      <w:lang w:eastAsia="en-IN" w:bidi="te-IN"/>
+                    </w:rPr>
+                    <w:t>readTree</w:t>
+                  </w:r>
+                  <w:r>
+                    <w:rPr>
+                      <w:rFonts w:ascii="Comic Sans MS" w:eastAsia="Times New Roman" w:hAnsi="Comic Sans MS" w:cs="Courier New"/>
+                      <w:color w:val="4D4D4A"/>
+                      <w:szCs w:val="24"/>
+                      <w:lang w:eastAsia="en-IN" w:bidi="te-IN"/>
+                    </w:rPr>
+                    <w:t>(inputStream).</w:t>
+                  </w:r>
+                  <w:r>
+                    <w:rPr>
+                      <w:rFonts w:ascii="Comic Sans MS" w:eastAsia="Times New Roman" w:hAnsi="Comic Sans MS" w:cs="Courier New"/>
+                      <w:color w:val="1136B9"/>
+                      <w:szCs w:val="24"/>
+                      <w:lang w:eastAsia="en-IN" w:bidi="te-IN"/>
+                    </w:rPr>
+                    <w:t>toString</w:t>
+                  </w:r>
+                  <w:r>
+                    <w:rPr>
+                      <w:rFonts w:ascii="Comic Sans MS" w:eastAsia="Times New Roman" w:hAnsi="Comic Sans MS" w:cs="Courier New"/>
+                      <w:color w:val="4D4D4A"/>
+                      <w:szCs w:val="24"/>
+                      <w:lang w:eastAsia="en-IN" w:bidi="te-IN"/>
+                    </w:rPr>
+                    <w:t>();</w:t>
+                  </w:r>
+                  <w:r>
+                    <w:rPr>
+                      <w:rFonts w:ascii="Comic Sans MS" w:eastAsia="Times New Roman" w:hAnsi="Comic Sans MS" w:cs="Courier New"/>
+                      <w:color w:val="4D4D4A"/>
+                      <w:szCs w:val="24"/>
+                      <w:lang w:eastAsia="en-IN" w:bidi="te-IN"/>
+                    </w:rPr>
+                    <w:br/>
+                    <w:t xml:space="preserve">    </w:t>
+                  </w:r>
+                  <w:r>
+                    <w:rPr>
+                      <w:rFonts w:ascii="Comic Sans MS" w:eastAsia="Times New Roman" w:hAnsi="Comic Sans MS" w:cs="Courier New"/>
+                      <w:color w:val="79074C"/>
+                      <w:szCs w:val="24"/>
+                      <w:lang w:eastAsia="en-IN" w:bidi="te-IN"/>
+                    </w:rPr>
+                    <w:t>System</w:t>
+                  </w:r>
+                  <w:r>
+                    <w:rPr>
+                      <w:rFonts w:ascii="Comic Sans MS" w:eastAsia="Times New Roman" w:hAnsi="Comic Sans MS" w:cs="Courier New"/>
+                      <w:color w:val="4D4D4A"/>
+                      <w:szCs w:val="24"/>
+                      <w:lang w:eastAsia="en-IN" w:bidi="te-IN"/>
+                    </w:rPr>
+                    <w:t>.</w:t>
+                  </w:r>
+                  <w:r>
+                    <w:rPr>
+                      <w:rFonts w:ascii="Comic Sans MS" w:eastAsia="Times New Roman" w:hAnsi="Comic Sans MS" w:cs="Courier New"/>
+                      <w:b/>
+                      <w:bCs/>
+                      <w:i/>
+                      <w:iCs/>
+                      <w:color w:val="005CC5"/>
+                      <w:szCs w:val="24"/>
+                      <w:lang w:eastAsia="en-IN" w:bidi="te-IN"/>
+                    </w:rPr>
+                    <w:t>out</w:t>
+                  </w:r>
+                  <w:r>
+                    <w:rPr>
+                      <w:rFonts w:ascii="Comic Sans MS" w:eastAsia="Times New Roman" w:hAnsi="Comic Sans MS" w:cs="Courier New"/>
+                      <w:color w:val="4D4D4A"/>
+                      <w:szCs w:val="24"/>
+                      <w:lang w:eastAsia="en-IN" w:bidi="te-IN"/>
+                    </w:rPr>
+                    <w:t>.</w:t>
+                  </w:r>
+                  <w:r>
+                    <w:rPr>
+                      <w:rFonts w:ascii="Comic Sans MS" w:eastAsia="Times New Roman" w:hAnsi="Comic Sans MS" w:cs="Courier New"/>
+                      <w:color w:val="1136B9"/>
+                      <w:szCs w:val="24"/>
+                      <w:lang w:eastAsia="en-IN" w:bidi="te-IN"/>
+                    </w:rPr>
+                    <w:t>println</w:t>
+                  </w:r>
+                  <w:r>
+                    <w:rPr>
+                      <w:rFonts w:ascii="Comic Sans MS" w:eastAsia="Times New Roman" w:hAnsi="Comic Sans MS" w:cs="Courier New"/>
+                      <w:color w:val="4D4D4A"/>
+                      <w:szCs w:val="24"/>
+                      <w:lang w:eastAsia="en-IN" w:bidi="te-IN"/>
+                    </w:rPr>
+                    <w:t>(fileData);</w:t>
+                  </w:r>
+                  <w:r>
+                    <w:rPr>
+                      <w:rFonts w:ascii="Comic Sans MS" w:eastAsia="Times New Roman" w:hAnsi="Comic Sans MS" w:cs="Courier New"/>
+                      <w:color w:val="4D4D4A"/>
+                      <w:szCs w:val="24"/>
+                      <w:lang w:eastAsia="en-IN" w:bidi="te-IN"/>
+                    </w:rPr>
+                    <w:br/>
+                    <w:t>}</w:t>
+                  </w:r>
+                </w:p>
+                <w:p>
+                  <w:pPr>
+                    <w:shd w:val="clear" w:color="auto" w:fill="FFFFFF"/>
+                    <w:tabs>
+                      <w:tab w:val="left" w:pos="916"/>
+                      <w:tab w:val="left" w:pos="1832"/>
+                      <w:tab w:val="left" w:pos="2748"/>
+                      <w:tab w:val="left" w:pos="3664"/>
+                      <w:tab w:val="left" w:pos="4580"/>
+                      <w:tab w:val="left" w:pos="5496"/>
+                      <w:tab w:val="left" w:pos="6412"/>
+                      <w:tab w:val="left" w:pos="7328"/>
+                      <w:tab w:val="left" w:pos="8244"/>
+                      <w:tab w:val="left" w:pos="9160"/>
+                      <w:tab w:val="left" w:pos="10076"/>
+                      <w:tab w:val="left" w:pos="10992"/>
+                      <w:tab w:val="left" w:pos="11908"/>
+                      <w:tab w:val="left" w:pos="12824"/>
+                      <w:tab w:val="left" w:pos="13740"/>
+                      <w:tab w:val="left" w:pos="14656"/>
+                    </w:tabs>
+                    <w:rPr>
+                      <w:rFonts w:ascii="Comic Sans MS" w:eastAsia="Times New Roman" w:hAnsi="Comic Sans MS" w:cs="Courier New"/>
+                      <w:color w:val="13A78C"/>
+                      <w:szCs w:val="24"/>
+                      <w:lang w:eastAsia="en-IN" w:bidi="te-IN"/>
+                    </w:rPr>
+                  </w:pPr>
+                </w:p>
+              </w:tc>
+            </w:tr>
+          </w:tbl>
+          <w:p>
+            <w:pPr>
+              <w:rPr>
+                <w:rFonts w:ascii="Comic Sans MS" w:hAnsi="Comic Sans MS"/>
+                <w:color w:val="5B9BD5" w:themeColor="accent1"/>
+                <w:sz w:val="28"/>
+                <w14:textFill>
+                  <w14:gradFill>
+                    <w14:gsLst>
+                      <w14:gs w14:pos="0">
+                        <w14:schemeClr w14:val="accent1">
+                          <w14:lumMod w14:val="60000"/>
+                          <w14:lumOff w14:val="40000"/>
+                          <w14:shade w14:val="30000"/>
+                          <w14:satMod w14:val="115000"/>
+                        </w14:schemeClr>
+                      </w14:gs>
+                      <w14:gs w14:pos="50000">
+                        <w14:schemeClr w14:val="accent1">
+                          <w14:lumMod w14:val="60000"/>
+                          <w14:lumOff w14:val="40000"/>
+                          <w14:shade w14:val="67500"/>
+                          <w14:satMod w14:val="115000"/>
+                        </w14:schemeClr>
+                      </w14:gs>
+                      <w14:gs w14:pos="100000">
+                        <w14:schemeClr w14:val="accent1">
+                          <w14:lumMod w14:val="60000"/>
+                          <w14:lumOff w14:val="40000"/>
+                          <w14:shade w14:val="100000"/>
+                          <w14:satMod w14:val="115000"/>
+                        </w14:schemeClr>
+                      </w14:gs>
+                    </w14:gsLst>
+                    <w14:lin w14:ang="18900000" w14:scaled="0"/>
+                  </w14:gradFill>
+                </w14:textFill>
+              </w:rPr>
+            </w:pPr>
+          </w:p>
+          <w:p>
+            <w:pPr>
+              <w:rPr>
+                <w:rFonts w:ascii="Comic Sans MS" w:hAnsi="Comic Sans MS"/>
+                <w:color w:val="5B9BD5" w:themeColor="accent1"/>
+                <w:sz w:val="28"/>
+                <w:lang w:val="en-US"/>
+                <w14:textFill>
+                  <w14:gradFill>
+                    <w14:gsLst>
+                      <w14:gs w14:pos="0">
+                        <w14:schemeClr w14:val="accent1">
+                          <w14:lumMod w14:val="60000"/>
+                          <w14:lumOff w14:val="40000"/>
+                          <w14:shade w14:val="30000"/>
+                          <w14:satMod w14:val="115000"/>
+                        </w14:schemeClr>
+                      </w14:gs>
+                      <w14:gs w14:pos="50000">
+                        <w14:schemeClr w14:val="accent1">
+                          <w14:lumMod w14:val="60000"/>
+                          <w14:lumOff w14:val="40000"/>
+                          <w14:shade w14:val="67500"/>
+                          <w14:satMod w14:val="115000"/>
+                        </w14:schemeClr>
+                      </w14:gs>
+                      <w14:gs w14:pos="100000">
+                        <w14:schemeClr w14:val="accent1">
+                          <w14:lumMod w14:val="60000"/>
+                          <w14:lumOff w14:val="40000"/>
+                          <w14:shade w14:val="100000"/>
+                          <w14:satMod w14:val="115000"/>
+                        </w14:schemeClr>
+                      </w14:gs>
+                    </w14:gsLst>
+                    <w14:lin w14:ang="18900000" w14:scaled="0"/>
+                  </w14:gradFill>
+                </w14:textFill>
+              </w:rPr>
+            </w:pPr>
+            <w:r>
+              <w:rPr>
+                <w:rFonts w:ascii="Comic Sans MS" w:hAnsi="Comic Sans MS"/>
+                <w:color w:val="5B9BD5" w:themeColor="accent1"/>
+                <w:sz w:val="28"/>
+                <w:lang w:val="en-US"/>
+                <w14:textFill>
+                  <w14:gradFill>
+                    <w14:gsLst>
+                      <w14:gs w14:pos="0">
+                        <w14:schemeClr w14:val="accent1">
+                          <w14:lumMod w14:val="60000"/>
+                          <w14:lumOff w14:val="40000"/>
+                          <w14:shade w14:val="30000"/>
+                          <w14:satMod w14:val="115000"/>
+                        </w14:schemeClr>
+                      </w14:gs>
+                      <w14:gs w14:pos="50000">
+                        <w14:schemeClr w14:val="accent1">
+                          <w14:lumMod w14:val="60000"/>
+                          <w14:lumOff w14:val="40000"/>
+                          <w14:shade w14:val="67500"/>
+                          <w14:satMod w14:val="115000"/>
+                        </w14:schemeClr>
+                      </w14:gs>
+                      <w14:gs w14:pos="100000">
+                        <w14:schemeClr w14:val="accent1">
+                          <w14:lumMod w14:val="60000"/>
+                          <w14:lumOff w14:val="40000"/>
+                          <w14:shade w14:val="100000"/>
+                          <w14:satMod w14:val="115000"/>
+                        </w14:schemeClr>
+                      </w14:gs>
+                    </w14:gsLst>
+                    <w14:lin w14:ang="18900000" w14:scaled="0"/>
+                  </w14:gradFill>
+                </w14:textFill>
+              </w:rPr>
+              <w:t xml:space="preserve">this class loader can </w:t>
+            </w:r>
+            <w:r>
+              <w:rPr>
+                <w:rFonts w:ascii="Comic Sans MS" w:hAnsi="Comic Sans MS"/>
+                <w:color w:val="5B9BD5" w:themeColor="accent1"/>
+                <w:sz w:val="28"/>
+                <w:lang w:val="en-US"/>
+                <w14:textFill>
+                  <w14:gradFill>
+                    <w14:gsLst>
+                      <w14:gs w14:pos="0">
+                        <w14:schemeClr w14:val="accent1">
+                          <w14:lumMod w14:val="60000"/>
+                          <w14:lumOff w14:val="40000"/>
+                          <w14:shade w14:val="30000"/>
+                          <w14:satMod w14:val="115000"/>
+                        </w14:schemeClr>
+                      </w14:gs>
+                      <w14:gs w14:pos="50000">
+                        <w14:schemeClr w14:val="accent1">
+                          <w14:lumMod w14:val="60000"/>
+                          <w14:lumOff w14:val="40000"/>
+                          <w14:shade w14:val="67500"/>
+                          <w14:satMod w14:val="115000"/>
+                        </w14:schemeClr>
+                      </w14:gs>
+                      <w14:gs w14:pos="100000">
+                        <w14:schemeClr w14:val="accent1">
+                          <w14:lumMod w14:val="60000"/>
+                          <w14:lumOff w14:val="40000"/>
+                          <w14:shade w14:val="100000"/>
+                          <w14:satMod w14:val="115000"/>
+                        </w14:schemeClr>
+                      </w14:gs>
+                    </w14:gsLst>
+                    <w14:lin w14:ang="18900000" w14:scaled="0"/>
+                  </w14:gradFill>
+                </w14:textFill>
+              </w:rPr>
+              <w:t>load</w:t>
+            </w:r>
+            <w:r>
+              <w:rPr>
+                <w:rFonts w:ascii="Comic Sans MS" w:hAnsi="Comic Sans MS"/>
+                <w:color w:val="5B9BD5" w:themeColor="accent1"/>
+                <w:sz w:val="28"/>
+                <w:lang w:val="en-US"/>
+                <w14:textFill>
+                  <w14:gradFill>
+                    <w14:gsLst>
+                      <w14:gs w14:pos="0">
+                        <w14:schemeClr w14:val="accent1">
+                          <w14:lumMod w14:val="60000"/>
+                          <w14:lumOff w14:val="40000"/>
+                          <w14:shade w14:val="30000"/>
+                          <w14:satMod w14:val="115000"/>
+                        </w14:schemeClr>
+                      </w14:gs>
+                      <w14:gs w14:pos="50000">
+                        <w14:schemeClr w14:val="accent1">
+                          <w14:lumMod w14:val="60000"/>
+                          <w14:lumOff w14:val="40000"/>
+                          <w14:shade w14:val="67500"/>
+                          <w14:satMod w14:val="115000"/>
+                        </w14:schemeClr>
+                      </w14:gs>
+                      <w14:gs w14:pos="100000">
+                        <w14:schemeClr w14:val="accent1">
+                          <w14:lumMod w14:val="60000"/>
+                          <w14:lumOff w14:val="40000"/>
+                          <w14:shade w14:val="100000"/>
+                          <w14:satMod w14:val="115000"/>
+                        </w14:schemeClr>
+                      </w14:gs>
+                    </w14:gsLst>
+                    <w14:lin w14:ang="18900000" w14:scaled="0"/>
+                  </w14:gradFill>
+                </w14:textFill>
+              </w:rPr>
+              <w:t xml:space="preserve"> the files</w:t>
+            </w:r>
+            <w:r>
+              <w:rPr>
+                <w:rFonts w:ascii="Comic Sans MS" w:hAnsi="Comic Sans MS"/>
+                <w:color w:val="5B9BD5" w:themeColor="accent1"/>
+                <w:sz w:val="28"/>
+                <w:lang w:val="en-US"/>
+                <w14:textFill>
+                  <w14:gradFill>
+                    <w14:gsLst>
+                      <w14:gs w14:pos="0">
+                        <w14:schemeClr w14:val="accent1">
+                          <w14:lumMod w14:val="60000"/>
+                          <w14:lumOff w14:val="40000"/>
+                          <w14:shade w14:val="30000"/>
+                          <w14:satMod w14:val="115000"/>
+                        </w14:schemeClr>
+                      </w14:gs>
+                      <w14:gs w14:pos="50000">
+                        <w14:schemeClr w14:val="accent1">
+                          <w14:lumMod w14:val="60000"/>
+                          <w14:lumOff w14:val="40000"/>
+                          <w14:shade w14:val="67500"/>
+                          <w14:satMod w14:val="115000"/>
+                        </w14:schemeClr>
+                      </w14:gs>
+                      <w14:gs w14:pos="100000">
+                        <w14:schemeClr w14:val="accent1">
+                          <w14:lumMod w14:val="60000"/>
+                          <w14:lumOff w14:val="40000"/>
+                          <w14:shade w14:val="100000"/>
+                          <w14:satMod w14:val="115000"/>
+                        </w14:schemeClr>
+                      </w14:gs>
+                    </w14:gsLst>
+                    <w14:lin w14:ang="18900000" w14:scaled="0"/>
+                  </w14:gradFill>
+                </w14:textFill>
+              </w:rPr>
+              <w:t xml:space="preserve"> from anywhere if it </w:t>
+            </w:r>
+            <w:r>
+              <w:rPr>
+                <w:rFonts w:ascii="Comic Sans MS" w:hAnsi="Comic Sans MS"/>
+                <w:color w:val="5B9BD5" w:themeColor="accent1"/>
+                <w:sz w:val="28"/>
+                <w:lang w:val="en-US"/>
+                <w14:textFill>
+                  <w14:gradFill>
+                    <w14:gsLst>
+                      <w14:gs w14:pos="0">
+                        <w14:schemeClr w14:val="accent1">
+                          <w14:lumMod w14:val="60000"/>
+                          <w14:lumOff w14:val="40000"/>
+                          <w14:shade w14:val="30000"/>
+                          <w14:satMod w14:val="115000"/>
+                        </w14:schemeClr>
+                      </w14:gs>
+                      <w14:gs w14:pos="50000">
+                        <w14:schemeClr w14:val="accent1">
+                          <w14:lumMod w14:val="60000"/>
+                          <w14:lumOff w14:val="40000"/>
+                          <w14:shade w14:val="67500"/>
+                          <w14:satMod w14:val="115000"/>
+                        </w14:schemeClr>
+                      </w14:gs>
+                      <w14:gs w14:pos="100000">
+                        <w14:schemeClr w14:val="accent1">
+                          <w14:lumMod w14:val="60000"/>
+                          <w14:lumOff w14:val="40000"/>
+                          <w14:shade w14:val="100000"/>
+                          <w14:satMod w14:val="115000"/>
+                        </w14:schemeClr>
+                      </w14:gs>
+                    </w14:gsLst>
+                    <w14:lin w14:ang="18900000" w14:scaled="0"/>
+                  </w14:gradFill>
+                </w14:textFill>
+              </w:rPr>
+              <w:t>is present in the class path</w:t>
+            </w:r>
+          </w:p>
+          <w:p>
+            <w:pPr>
+              <w:rPr>
+                <w:rFonts w:ascii="Comic Sans MS" w:hAnsi="Comic Sans MS"/>
+                <w:color w:val="5B9BD5" w:themeColor="accent1"/>
+                <w:sz w:val="28"/>
+                <w:lang w:val="en-US"/>
+                <w14:textFill>
+                  <w14:gradFill>
+                    <w14:gsLst>
+                      <w14:gs w14:pos="0">
+                        <w14:schemeClr w14:val="accent1">
+                          <w14:lumMod w14:val="60000"/>
+                          <w14:lumOff w14:val="40000"/>
+                          <w14:shade w14:val="30000"/>
+                          <w14:satMod w14:val="115000"/>
+                        </w14:schemeClr>
+                      </w14:gs>
+                      <w14:gs w14:pos="50000">
+                        <w14:schemeClr w14:val="accent1">
+                          <w14:lumMod w14:val="60000"/>
+                          <w14:lumOff w14:val="40000"/>
+                          <w14:shade w14:val="67500"/>
+                          <w14:satMod w14:val="115000"/>
+                        </w14:schemeClr>
+                      </w14:gs>
+                      <w14:gs w14:pos="100000">
+                        <w14:schemeClr w14:val="accent1">
+                          <w14:lumMod w14:val="60000"/>
+                          <w14:lumOff w14:val="40000"/>
+                          <w14:shade w14:val="100000"/>
+                          <w14:satMod w14:val="115000"/>
+                        </w14:schemeClr>
+                      </w14:gs>
+                    </w14:gsLst>
+                    <w14:lin w14:ang="18900000" w14:scaled="0"/>
+                  </w14:gradFill>
+                </w14:textFill>
+              </w:rPr>
+            </w:pPr>
+            <w:r>
+              <w:rPr>
+                <w:rFonts w:ascii="Comic Sans MS" w:hAnsi="Comic Sans MS"/>
+                <w:color w:val="5B9BD5" w:themeColor="accent1"/>
+                <w:sz w:val="28"/>
+                <w:lang w:val="en-US"/>
+                <w14:textFill>
+                  <w14:gradFill>
+                    <w14:gsLst>
+                      <w14:gs w14:pos="0">
+                        <w14:schemeClr w14:val="accent1">
+                          <w14:lumMod w14:val="60000"/>
+                          <w14:lumOff w14:val="40000"/>
+                          <w14:shade w14:val="30000"/>
+                          <w14:satMod w14:val="115000"/>
+                        </w14:schemeClr>
+                      </w14:gs>
+                      <w14:gs w14:pos="50000">
+                        <w14:schemeClr w14:val="accent1">
+                          <w14:lumMod w14:val="60000"/>
+                          <w14:lumOff w14:val="40000"/>
+                          <w14:shade w14:val="67500"/>
+                          <w14:satMod w14:val="115000"/>
+                        </w14:schemeClr>
+                      </w14:gs>
+                      <w14:gs w14:pos="100000">
+                        <w14:schemeClr w14:val="accent1">
+                          <w14:lumMod w14:val="60000"/>
+                          <w14:lumOff w14:val="40000"/>
+                          <w14:shade w14:val="100000"/>
+                          <w14:satMod w14:val="115000"/>
+                        </w14:schemeClr>
+                      </w14:gs>
+                    </w14:gsLst>
+                    <w14:lin w14:ang="18900000" w14:scaled="0"/>
+                  </w14:gradFill>
+                </w14:textFill>
+              </w:rPr>
+              <w:t>after loading use only objectMapper to convert the content into sting</w:t>
+            </w:r>
+          </w:p>
+        </w:tc>
+      </w:tr>
+      <w:tr>
+        <w:tc>
+          <w:tcPr>
+            <w:tcW w:w="2875" w:type="dxa"/>
+          </w:tcPr>
+          <w:p>
+            <w:pPr>
+              <w:rPr>
+                <w:rFonts w:ascii="Comic Sans MS" w:hAnsi="Comic Sans MS"/>
+                <w:color w:val="5B9BD5" w:themeColor="accent1"/>
+                <w:sz w:val="28"/>
+                <w:lang w:val="en-US"/>
+                <w14:textFill>
+                  <w14:gradFill>
+                    <w14:gsLst>
+                      <w14:gs w14:pos="0">
+                        <w14:schemeClr w14:val="accent1">
+                          <w14:lumMod w14:val="60000"/>
+                          <w14:lumOff w14:val="40000"/>
+                          <w14:shade w14:val="30000"/>
+                          <w14:satMod w14:val="115000"/>
+                        </w14:schemeClr>
+                      </w14:gs>
+                      <w14:gs w14:pos="50000">
+                        <w14:schemeClr w14:val="accent1">
+                          <w14:lumMod w14:val="60000"/>
+                          <w14:lumOff w14:val="40000"/>
+                          <w14:shade w14:val="67500"/>
+                          <w14:satMod w14:val="115000"/>
+                        </w14:schemeClr>
+                      </w14:gs>
+                      <w14:gs w14:pos="100000">
+                        <w14:schemeClr w14:val="accent1">
+                          <w14:lumMod w14:val="60000"/>
+                          <w14:lumOff w14:val="40000"/>
+                          <w14:shade w14:val="100000"/>
+                          <w14:satMod w14:val="115000"/>
+                        </w14:schemeClr>
+                      </w14:gs>
+                    </w14:gsLst>
+                    <w14:lin w14:ang="18900000" w14:scaled="0"/>
+                  </w14:gradFill>
+                </w14:textFill>
+              </w:rPr>
+            </w:pPr>
+            <w:r>
+              <w:rPr>
                 <w:noProof/>
                 <w:lang w:eastAsia="en-IN" w:bidi="te-IN"/>
               </w:rPr>
+              <w:lastRenderedPageBreak/>
               <w:drawing>
                 <wp:inline distT="0" distB="0" distL="0" distR="0" wp14:anchorId="6A0C655F" wp14:editId="257FFC57">
                   <wp:extent cx="2209800" cy="3724275"/>
@@ -1826,7 +4053,7 @@
                           <pic:cNvPicPr/>
                         </pic:nvPicPr>
                         <pic:blipFill>
-                          <a:blip r:embed="rId5"/>
+                          <a:blip r:embed="rId6"/>
                           <a:stretch>
                             <a:fillRect/>
                           </a:stretch>
@@ -2654,6 +4881,298 @@
           </w:p>
           <w:p>
             <w:pPr>
+              <w:shd w:val="clear" w:color="auto" w:fill="FFFFFF"/>
+              <w:tabs>
+                <w:tab w:val="left" w:pos="916"/>
+                <w:tab w:val="left" w:pos="1832"/>
+                <w:tab w:val="left" w:pos="2748"/>
+                <w:tab w:val="left" w:pos="3664"/>
+                <w:tab w:val="left" w:pos="4580"/>
+                <w:tab w:val="left" w:pos="5496"/>
+                <w:tab w:val="left" w:pos="6412"/>
+                <w:tab w:val="left" w:pos="7328"/>
+                <w:tab w:val="left" w:pos="8244"/>
+                <w:tab w:val="left" w:pos="9160"/>
+                <w:tab w:val="left" w:pos="10076"/>
+                <w:tab w:val="left" w:pos="10992"/>
+                <w:tab w:val="left" w:pos="11908"/>
+                <w:tab w:val="left" w:pos="12824"/>
+                <w:tab w:val="left" w:pos="13740"/>
+                <w:tab w:val="left" w:pos="14656"/>
+              </w:tabs>
+              <w:rPr>
+                <w:rFonts w:ascii="Comic Sans MS" w:eastAsia="Times New Roman" w:hAnsi="Comic Sans MS" w:cs="Courier New"/>
+                <w:b/>
+                <w:color w:val="F7CAAC" w:themeColor="accent2" w:themeTint="66"/>
+                <w:sz w:val="40"/>
+                <w:szCs w:val="40"/>
+                <w:lang w:eastAsia="en-IN" w:bidi="te-IN"/>
+                <w14:textOutline w14:w="11112" w14:cap="flat" w14:cmpd="sng" w14:algn="ctr">
+                  <w14:solidFill>
+                    <w14:schemeClr w14:val="accent2"/>
+                  </w14:solidFill>
+                  <w14:prstDash w14:val="solid"/>
+                  <w14:round/>
+                </w14:textOutline>
+              </w:rPr>
+            </w:pPr>
+            <w:r>
+              <w:rPr>
+                <w:rFonts w:ascii="Comic Sans MS" w:eastAsia="Times New Roman" w:hAnsi="Comic Sans MS" w:cs="Courier New"/>
+                <w:b/>
+                <w:color w:val="F7CAAC" w:themeColor="accent2" w:themeTint="66"/>
+                <w:sz w:val="40"/>
+                <w:szCs w:val="40"/>
+                <w:lang w:eastAsia="en-IN" w:bidi="te-IN"/>
+                <w14:textOutline w14:w="11112" w14:cap="flat" w14:cmpd="sng" w14:algn="ctr">
+                  <w14:solidFill>
+                    <w14:schemeClr w14:val="accent2"/>
+                  </w14:solidFill>
+                  <w14:prstDash w14:val="solid"/>
+                  <w14:round/>
+                </w14:textOutline>
+              </w:rPr>
+              <w:t xml:space="preserve">whats problem with this </w:t>
+            </w:r>
+            <w:r>
+              <w:rPr>
+                <w:rFonts w:ascii="Comic Sans MS" w:eastAsia="Times New Roman" w:hAnsi="Comic Sans MS" w:cs="Courier New"/>
+                <w:b/>
+                <w:color w:val="F7CAAC" w:themeColor="accent2" w:themeTint="66"/>
+                <w:sz w:val="40"/>
+                <w:szCs w:val="40"/>
+                <w:lang w:eastAsia="en-IN" w:bidi="te-IN"/>
+                <w14:textOutline w14:w="11112" w14:cap="flat" w14:cmpd="sng" w14:algn="ctr">
+                  <w14:solidFill>
+                    <w14:schemeClr w14:val="accent2"/>
+                  </w14:solidFill>
+                  <w14:prstDash w14:val="solid"/>
+                  <w14:round/>
+                </w14:textOutline>
+              </w:rPr>
+              <w:t xml:space="preserve">approach </w:t>
+            </w:r>
+            <w:r>
+              <w:rPr>
+                <w:rFonts w:ascii="Comic Sans MS" w:eastAsia="Times New Roman" w:hAnsi="Comic Sans MS" w:cs="Courier New"/>
+                <w:b/>
+                <w:color w:val="F7CAAC" w:themeColor="accent2" w:themeTint="66"/>
+                <w:sz w:val="40"/>
+                <w:szCs w:val="40"/>
+                <w:lang w:eastAsia="en-IN" w:bidi="te-IN"/>
+                <w14:textOutline w14:w="11112" w14:cap="flat" w14:cmpd="sng" w14:algn="ctr">
+                  <w14:solidFill>
+                    <w14:schemeClr w14:val="accent2"/>
+                  </w14:solidFill>
+                  <w14:prstDash w14:val="solid"/>
+                  <w14:round/>
+                </w14:textOutline>
+              </w:rPr>
+              <w:t>??</w:t>
+            </w:r>
+          </w:p>
+          <w:p>
+            <w:pPr>
+              <w:shd w:val="clear" w:color="auto" w:fill="FFFFFF"/>
+              <w:tabs>
+                <w:tab w:val="left" w:pos="916"/>
+                <w:tab w:val="left" w:pos="1832"/>
+                <w:tab w:val="left" w:pos="2748"/>
+                <w:tab w:val="left" w:pos="3664"/>
+                <w:tab w:val="left" w:pos="4580"/>
+                <w:tab w:val="left" w:pos="5496"/>
+                <w:tab w:val="left" w:pos="6412"/>
+                <w:tab w:val="left" w:pos="7328"/>
+                <w:tab w:val="left" w:pos="8244"/>
+                <w:tab w:val="left" w:pos="9160"/>
+                <w:tab w:val="left" w:pos="10076"/>
+                <w:tab w:val="left" w:pos="10992"/>
+                <w:tab w:val="left" w:pos="11908"/>
+                <w:tab w:val="left" w:pos="12824"/>
+                <w:tab w:val="left" w:pos="13740"/>
+                <w:tab w:val="left" w:pos="14656"/>
+              </w:tabs>
+              <w:rPr>
+                <w:rFonts w:ascii="Comic Sans MS" w:hAnsi="Comic Sans MS"/>
+                <w:color w:val="5B9BD5" w:themeColor="accent1"/>
+                <w:sz w:val="28"/>
+                <w:lang w:val="en-US"/>
+                <w14:textFill>
+                  <w14:gradFill>
+                    <w14:gsLst>
+                      <w14:gs w14:pos="0">
+                        <w14:schemeClr w14:val="accent1">
+                          <w14:lumMod w14:val="60000"/>
+                          <w14:lumOff w14:val="40000"/>
+                          <w14:shade w14:val="30000"/>
+                          <w14:satMod w14:val="115000"/>
+                        </w14:schemeClr>
+                      </w14:gs>
+                      <w14:gs w14:pos="50000">
+                        <w14:schemeClr w14:val="accent1">
+                          <w14:lumMod w14:val="60000"/>
+                          <w14:lumOff w14:val="40000"/>
+                          <w14:shade w14:val="67500"/>
+                          <w14:satMod w14:val="115000"/>
+                        </w14:schemeClr>
+                      </w14:gs>
+                      <w14:gs w14:pos="100000">
+                        <w14:schemeClr w14:val="accent1">
+                          <w14:lumMod w14:val="60000"/>
+                          <w14:lumOff w14:val="40000"/>
+                          <w14:shade w14:val="100000"/>
+                          <w14:satMod w14:val="115000"/>
+                        </w14:schemeClr>
+                      </w14:gs>
+                    </w14:gsLst>
+                    <w14:lin w14:ang="18900000" w14:scaled="0"/>
+                  </w14:gradFill>
+                </w14:textFill>
+              </w:rPr>
+            </w:pPr>
+            <w:r>
+              <w:rPr>
+                <w:rFonts w:ascii="Comic Sans MS" w:hAnsi="Comic Sans MS"/>
+                <w:color w:val="5B9BD5" w:themeColor="accent1"/>
+                <w:sz w:val="28"/>
+                <w:lang w:val="en-US"/>
+                <w14:textFill>
+                  <w14:gradFill>
+                    <w14:gsLst>
+                      <w14:gs w14:pos="0">
+                        <w14:schemeClr w14:val="accent1">
+                          <w14:lumMod w14:val="60000"/>
+                          <w14:lumOff w14:val="40000"/>
+                          <w14:shade w14:val="30000"/>
+                          <w14:satMod w14:val="115000"/>
+                        </w14:schemeClr>
+                      </w14:gs>
+                      <w14:gs w14:pos="50000">
+                        <w14:schemeClr w14:val="accent1">
+                          <w14:lumMod w14:val="60000"/>
+                          <w14:lumOff w14:val="40000"/>
+                          <w14:shade w14:val="67500"/>
+                          <w14:satMod w14:val="115000"/>
+                        </w14:schemeClr>
+                      </w14:gs>
+                      <w14:gs w14:pos="100000">
+                        <w14:schemeClr w14:val="accent1">
+                          <w14:lumMod w14:val="60000"/>
+                          <w14:lumOff w14:val="40000"/>
+                          <w14:shade w14:val="100000"/>
+                          <w14:satMod w14:val="115000"/>
+                        </w14:schemeClr>
+                      </w14:gs>
+                    </w14:gsLst>
+                    <w14:lin w14:ang="18900000" w14:scaled="0"/>
+                  </w14:gradFill>
+                </w14:textFill>
+              </w:rPr>
+              <w:t>this approach will work only in main method approach – if u deploy this as war – this approach wont work – bec in war file – paths may change</w:t>
+            </w:r>
+          </w:p>
+          <w:p>
+            <w:pPr>
+              <w:shd w:val="clear" w:color="auto" w:fill="FFFFFF"/>
+              <w:tabs>
+                <w:tab w:val="left" w:pos="916"/>
+                <w:tab w:val="left" w:pos="1832"/>
+                <w:tab w:val="left" w:pos="2748"/>
+                <w:tab w:val="left" w:pos="3664"/>
+                <w:tab w:val="left" w:pos="4580"/>
+                <w:tab w:val="left" w:pos="5496"/>
+                <w:tab w:val="left" w:pos="6412"/>
+                <w:tab w:val="left" w:pos="7328"/>
+                <w:tab w:val="left" w:pos="8244"/>
+                <w:tab w:val="left" w:pos="9160"/>
+                <w:tab w:val="left" w:pos="10076"/>
+                <w:tab w:val="left" w:pos="10992"/>
+                <w:tab w:val="left" w:pos="11908"/>
+                <w:tab w:val="left" w:pos="12824"/>
+                <w:tab w:val="left" w:pos="13740"/>
+                <w:tab w:val="left" w:pos="14656"/>
+              </w:tabs>
+              <w:rPr>
+                <w:rFonts w:ascii="Comic Sans MS" w:hAnsi="Comic Sans MS"/>
+                <w:color w:val="5B9BD5" w:themeColor="accent1"/>
+                <w:sz w:val="28"/>
+                <w:lang w:val="en-US"/>
+                <w14:textFill>
+                  <w14:gradFill>
+                    <w14:gsLst>
+                      <w14:gs w14:pos="0">
+                        <w14:schemeClr w14:val="accent1">
+                          <w14:lumMod w14:val="60000"/>
+                          <w14:lumOff w14:val="40000"/>
+                          <w14:shade w14:val="30000"/>
+                          <w14:satMod w14:val="115000"/>
+                        </w14:schemeClr>
+                      </w14:gs>
+                      <w14:gs w14:pos="50000">
+                        <w14:schemeClr w14:val="accent1">
+                          <w14:lumMod w14:val="60000"/>
+                          <w14:lumOff w14:val="40000"/>
+                          <w14:shade w14:val="67500"/>
+                          <w14:satMod w14:val="115000"/>
+                        </w14:schemeClr>
+                      </w14:gs>
+                      <w14:gs w14:pos="100000">
+                        <w14:schemeClr w14:val="accent1">
+                          <w14:lumMod w14:val="60000"/>
+                          <w14:lumOff w14:val="40000"/>
+                          <w14:shade w14:val="100000"/>
+                          <w14:satMod w14:val="115000"/>
+                        </w14:schemeClr>
+                      </w14:gs>
+                    </w14:gsLst>
+                    <w14:lin w14:ang="18900000" w14:scaled="0"/>
+                  </w14:gradFill>
+                </w14:textFill>
+              </w:rPr>
+            </w:pPr>
+            <w:r>
+              <w:rPr>
+                <w:rFonts w:ascii="Comic Sans MS" w:hAnsi="Comic Sans MS"/>
+                <w:color w:val="5B9BD5" w:themeColor="accent1"/>
+                <w:sz w:val="28"/>
+                <w:lang w:val="en-US"/>
+                <w14:textFill>
+                  <w14:gradFill>
+                    <w14:gsLst>
+                      <w14:gs w14:pos="0">
+                        <w14:schemeClr w14:val="accent1">
+                          <w14:lumMod w14:val="60000"/>
+                          <w14:lumOff w14:val="40000"/>
+                          <w14:shade w14:val="30000"/>
+                          <w14:satMod w14:val="115000"/>
+                        </w14:schemeClr>
+                      </w14:gs>
+                      <w14:gs w14:pos="50000">
+                        <w14:schemeClr w14:val="accent1">
+                          <w14:lumMod w14:val="60000"/>
+                          <w14:lumOff w14:val="40000"/>
+                          <w14:shade w14:val="67500"/>
+                          <w14:satMod w14:val="115000"/>
+                        </w14:schemeClr>
+                      </w14:gs>
+                      <w14:gs w14:pos="100000">
+                        <w14:schemeClr w14:val="accent1">
+                          <w14:lumMod w14:val="60000"/>
+                          <w14:lumOff w14:val="40000"/>
+                          <w14:shade w14:val="100000"/>
+                          <w14:satMod w14:val="115000"/>
+                        </w14:schemeClr>
+                      </w14:gs>
+                    </w14:gsLst>
+                    <w14:lin w14:ang="18900000" w14:scaled="0"/>
+                  </w14:gradFill>
+                </w14:textFill>
+              </w:rPr>
+              <w:t>so best is use class loader apprach</w:t>
+            </w:r>
+          </w:p>
+          <w:p>
+            <w:pPr>
               <w:pStyle w:val="HTMLPreformatted"/>
               <w:shd w:val="clear" w:color="auto" w:fill="FFFFFF"/>
               <w:rPr>
@@ -2717,8 +5236,6 @@
                 </w14:textFill>
               </w:rPr>
             </w:pPr>
-            <w:bookmarkStart w:id="0" w:name="_GoBack"/>
-            <w:bookmarkEnd w:id="0"/>
           </w:p>
         </w:tc>
       </w:tr>
@@ -3199,7 +5716,6 @@
           </w:p>
           <w:p>
             <w:r>
-              <w:lastRenderedPageBreak/>
               <w:t xml:space="preserve">Internally, </w:t>
             </w:r>
             <w:r>
@@ -3583,7 +6099,6 @@
                   </w14:gradFill>
                 </w14:textFill>
               </w:rPr>
-              <w:lastRenderedPageBreak/>
               <w:t>Path path = Path.of("folder", "file.txt");</w:t>
             </w:r>
           </w:p>
@@ -3628,7 +6143,6 @@
               </w:rPr>
             </w:pPr>
             <w:r>
-              <w:lastRenderedPageBreak/>
               <w:t xml:space="preserve">Also delegates internally to </w:t>
             </w:r>
             <w:r>
@@ -3644,7 +6158,6 @@
     </w:tbl>
     <w:p>
       <w:r>
-        <w:lastRenderedPageBreak/>
         <w:t>Both Return the same type (</w:t>
       </w:r>
       <w:r>
@@ -4474,6 +6987,9 @@
         <w:pStyle w:val="Heading4"/>
       </w:pPr>
       <w:r>
+        <w:t>old ways -</w:t>
+      </w:r>
+      <w:r>
         <w:t>Reading line by line from file</w:t>
       </w:r>
     </w:p>
@@ -4520,7 +7036,7 @@
         </w:rPr>
         <w:t xml:space="preserve">// </w:t>
       </w:r>
-      <w:hyperlink r:id="rId6" w:anchor="ch11fig03" w:history="1">
+      <w:hyperlink r:id="rId7" w:anchor="ch11fig03" w:history="1">
         <w:r>
           <w:rPr>
             <w:rFonts w:ascii="Consolas" w:eastAsia="Times New Roman" w:hAnsi="Consolas" w:cs="Courier New"/>
@@ -6083,7 +8599,6 @@
           <w:szCs w:val="20"/>
           <w:lang w:eastAsia="en-IN" w:bidi="te-IN"/>
         </w:rPr>
-        <w:lastRenderedPageBreak/>
         <w:t>21</w:t>
       </w:r>
       <w:r>
@@ -7085,6 +9600,7 @@
           <w:szCs w:val="24"/>
           <w:lang w:eastAsia="en-IN" w:bidi="te-IN"/>
         </w:rPr>
+        <w:lastRenderedPageBreak/>
         <w:t></w:t>
       </w:r>
       <w:r>
@@ -8561,7 +11077,6 @@
         <w:pStyle w:val="h4-blue"/>
       </w:pPr>
       <w:r>
-        <w:lastRenderedPageBreak/>
         <w:t>Creating new file</w:t>
       </w:r>
     </w:p>

--- a/7.core java/2.Files.docx
+++ b/7.core java/2.Files.docx
@@ -2017,9 +2017,7 @@
               </w:rPr>
               <w:t>src/main/java &amp; src/main/resources</w:t>
             </w:r>
-          </w:p>
-          <w:p>
-            <w:pPr>
+            <w:r>
               <w:rPr>
                 <w:rFonts w:ascii="Comic Sans MS" w:hAnsi="Comic Sans MS"/>
                 <w:color w:val="5B9BD5" w:themeColor="accent1"/>
@@ -2057,8 +2055,13 @@
                   </w14:gradFill>
                 </w14:textFill>
               </w:rPr>
-            </w:pPr>
-            <w:r>
+              <w:t xml:space="preserve">—anything outuside of these will not be considered at all </w:t>
+            </w:r>
+            <w:bookmarkStart w:id="0" w:name="_GoBack"/>
+            <w:bookmarkEnd w:id="0"/>
+          </w:p>
+          <w:p>
+            <w:pPr>
               <w:rPr>
                 <w:rFonts w:ascii="Comic Sans MS" w:hAnsi="Comic Sans MS"/>
                 <w:color w:val="5B9BD5" w:themeColor="accent1"/>
@@ -2096,7 +2099,181 @@
                   </w14:gradFill>
                 </w14:textFill>
               </w:rPr>
+            </w:pPr>
+            <w:r>
+              <w:rPr>
+                <w:rFonts w:ascii="Comic Sans MS" w:hAnsi="Comic Sans MS"/>
+                <w:color w:val="5B9BD5" w:themeColor="accent1"/>
+                <w:sz w:val="28"/>
+                <w:lang w:val="en-US"/>
+                <w14:textFill>
+                  <w14:gradFill>
+                    <w14:gsLst>
+                      <w14:gs w14:pos="0">
+                        <w14:schemeClr w14:val="accent1">
+                          <w14:lumMod w14:val="60000"/>
+                          <w14:lumOff w14:val="40000"/>
+                          <w14:shade w14:val="30000"/>
+                          <w14:satMod w14:val="115000"/>
+                        </w14:schemeClr>
+                      </w14:gs>
+                      <w14:gs w14:pos="50000">
+                        <w14:schemeClr w14:val="accent1">
+                          <w14:lumMod w14:val="60000"/>
+                          <w14:lumOff w14:val="40000"/>
+                          <w14:shade w14:val="67500"/>
+                          <w14:satMod w14:val="115000"/>
+                        </w14:schemeClr>
+                      </w14:gs>
+                      <w14:gs w14:pos="100000">
+                        <w14:schemeClr w14:val="accent1">
+                          <w14:lumMod w14:val="60000"/>
+                          <w14:lumOff w14:val="40000"/>
+                          <w14:shade w14:val="100000"/>
+                          <w14:satMod w14:val="115000"/>
+                        </w14:schemeClr>
+                      </w14:gs>
+                    </w14:gsLst>
+                    <w14:lin w14:ang="18900000" w14:scaled="0"/>
+                  </w14:gradFill>
+                </w14:textFill>
+              </w:rPr>
               <w:t>src/test/java &amp; src/test/resources</w:t>
+            </w:r>
+          </w:p>
+          <w:p>
+            <w:pPr>
+              <w:rPr>
+                <w:rFonts w:ascii="Comic Sans MS" w:hAnsi="Comic Sans MS"/>
+                <w:color w:val="5B9BD5" w:themeColor="accent1"/>
+                <w:sz w:val="28"/>
+                <w:lang w:val="en-US"/>
+                <w14:textFill>
+                  <w14:gradFill>
+                    <w14:gsLst>
+                      <w14:gs w14:pos="0">
+                        <w14:schemeClr w14:val="accent1">
+                          <w14:lumMod w14:val="60000"/>
+                          <w14:lumOff w14:val="40000"/>
+                          <w14:shade w14:val="30000"/>
+                          <w14:satMod w14:val="115000"/>
+                        </w14:schemeClr>
+                      </w14:gs>
+                      <w14:gs w14:pos="50000">
+                        <w14:schemeClr w14:val="accent1">
+                          <w14:lumMod w14:val="60000"/>
+                          <w14:lumOff w14:val="40000"/>
+                          <w14:shade w14:val="67500"/>
+                          <w14:satMod w14:val="115000"/>
+                        </w14:schemeClr>
+                      </w14:gs>
+                      <w14:gs w14:pos="100000">
+                        <w14:schemeClr w14:val="accent1">
+                          <w14:lumMod w14:val="60000"/>
+                          <w14:lumOff w14:val="40000"/>
+                          <w14:shade w14:val="100000"/>
+                          <w14:satMod w14:val="115000"/>
+                        </w14:schemeClr>
+                      </w14:gs>
+                    </w14:gsLst>
+                    <w14:lin w14:ang="18900000" w14:scaled="0"/>
+                  </w14:gradFill>
+                </w14:textFill>
+              </w:rPr>
+            </w:pPr>
+            <w:r>
+              <w:rPr>
+                <w:rFonts w:ascii="Comic Sans MS" w:eastAsia="Times New Roman" w:hAnsi="Comic Sans MS" w:cs="Courier New"/>
+                <w:color w:val="1136B9"/>
+                <w:szCs w:val="24"/>
+                <w:lang w:eastAsia="en-IN" w:bidi="te-IN"/>
+              </w:rPr>
+              <w:t>getClass</w:t>
+            </w:r>
+            <w:r>
+              <w:rPr>
+                <w:rFonts w:ascii="Comic Sans MS" w:eastAsia="Times New Roman" w:hAnsi="Comic Sans MS" w:cs="Courier New"/>
+                <w:color w:val="4D4D4A"/>
+                <w:szCs w:val="24"/>
+                <w:lang w:eastAsia="en-IN" w:bidi="te-IN"/>
+              </w:rPr>
+              <w:t>().</w:t>
+            </w:r>
+            <w:r>
+              <w:rPr>
+                <w:rFonts w:ascii="Comic Sans MS" w:eastAsia="Times New Roman" w:hAnsi="Comic Sans MS" w:cs="Courier New"/>
+                <w:color w:val="1136B9"/>
+                <w:szCs w:val="24"/>
+                <w:lang w:eastAsia="en-IN" w:bidi="te-IN"/>
+              </w:rPr>
+              <w:t>getClassLoader</w:t>
+            </w:r>
+            <w:r>
+              <w:rPr>
+                <w:rFonts w:ascii="Comic Sans MS" w:eastAsia="Times New Roman" w:hAnsi="Comic Sans MS" w:cs="Courier New"/>
+                <w:color w:val="4D4D4A"/>
+                <w:szCs w:val="24"/>
+                <w:lang w:eastAsia="en-IN" w:bidi="te-IN"/>
+              </w:rPr>
+              <w:t>().</w:t>
+            </w:r>
+            <w:r>
+              <w:rPr>
+                <w:rFonts w:ascii="Comic Sans MS" w:eastAsia="Times New Roman" w:hAnsi="Comic Sans MS" w:cs="Courier New"/>
+                <w:color w:val="1136B9"/>
+                <w:szCs w:val="24"/>
+                <w:lang w:eastAsia="en-IN" w:bidi="te-IN"/>
+              </w:rPr>
+              <w:t>getResourceAsStream</w:t>
+            </w:r>
+            <w:r>
+              <w:rPr>
+                <w:rFonts w:ascii="Comic Sans MS" w:eastAsia="Times New Roman" w:hAnsi="Comic Sans MS" w:cs="Courier New"/>
+                <w:color w:val="1136B9"/>
+                <w:szCs w:val="24"/>
+                <w:lang w:eastAsia="en-IN" w:bidi="te-IN"/>
+              </w:rPr>
+              <w:t xml:space="preserve"> – </w:t>
+            </w:r>
+            <w:r>
+              <w:rPr>
+                <w:rFonts w:ascii="Comic Sans MS" w:hAnsi="Comic Sans MS"/>
+                <w:color w:val="5B9BD5" w:themeColor="accent1"/>
+                <w:sz w:val="28"/>
+                <w:lang w:val="en-US"/>
+                <w14:textFill>
+                  <w14:gradFill>
+                    <w14:gsLst>
+                      <w14:gs w14:pos="0">
+                        <w14:schemeClr w14:val="accent1">
+                          <w14:lumMod w14:val="60000"/>
+                          <w14:lumOff w14:val="40000"/>
+                          <w14:shade w14:val="30000"/>
+                          <w14:satMod w14:val="115000"/>
+                        </w14:schemeClr>
+                      </w14:gs>
+                      <w14:gs w14:pos="50000">
+                        <w14:schemeClr w14:val="accent1">
+                          <w14:lumMod w14:val="60000"/>
+                          <w14:lumOff w14:val="40000"/>
+                          <w14:shade w14:val="67500"/>
+                          <w14:satMod w14:val="115000"/>
+                        </w14:schemeClr>
+                      </w14:gs>
+                      <w14:gs w14:pos="100000">
+                        <w14:schemeClr w14:val="accent1">
+                          <w14:lumMod w14:val="60000"/>
+                          <w14:lumOff w14:val="40000"/>
+                          <w14:shade w14:val="100000"/>
+                          <w14:satMod w14:val="115000"/>
+                        </w14:schemeClr>
+                      </w14:gs>
+                    </w14:gsLst>
+                    <w14:lin w14:ang="18900000" w14:scaled="0"/>
+                  </w14:gradFill>
+                </w14:textFill>
+              </w:rPr>
+              <w:t xml:space="preserve">this will work only when that file is already present in class path </w:t>
             </w:r>
           </w:p>
           <w:tbl>
@@ -3104,8 +3281,6 @@
                     </w:rPr>
                     <w:t>for xml file – u should use xml mapper and it can change the content</w:t>
                   </w:r>
-                  <w:bookmarkStart w:id="0" w:name="_GoBack"/>
-                  <w:bookmarkEnd w:id="0"/>
                 </w:p>
                 <w:p>
                   <w:pPr>
@@ -3207,6 +3382,7 @@
                       <w:szCs w:val="24"/>
                       <w:lang w:eastAsia="en-IN" w:bidi="te-IN"/>
                     </w:rPr>
+                    <w:lastRenderedPageBreak/>
                     <w:t xml:space="preserve">public void </w:t>
                   </w:r>
                   <w:r>
@@ -6435,6 +6611,7 @@
                 <w:szCs w:val="28"/>
                 <w:lang w:eastAsia="en-IN" w:bidi="te-IN"/>
               </w:rPr>
+              <w:lastRenderedPageBreak/>
               <w:t>JsonNode root = mapper.readTree(file);</w:t>
             </w:r>
           </w:p>
@@ -6480,6 +6657,7 @@
                 <w:szCs w:val="28"/>
                 <w:lang w:eastAsia="en-IN" w:bidi="te-IN"/>
               </w:rPr>
+              <w:lastRenderedPageBreak/>
               <w:t xml:space="preserve">File </w:t>
             </w:r>
             <w:r>
@@ -9600,7 +9778,6 @@
           <w:szCs w:val="24"/>
           <w:lang w:eastAsia="en-IN" w:bidi="te-IN"/>
         </w:rPr>
-        <w:lastRenderedPageBreak/>
         <w:t></w:t>
       </w:r>
       <w:r>
